--- a/Assignment2/Dhara_Patel__BDA400_A02.docx
+++ b/Assignment2/Dhara_Patel__BDA400_A02.docx
@@ -14,15 +14,7 @@
         <w:t xml:space="preserve">AI Assistance Declaration: </w:t>
       </w:r>
       <w:r>
-        <w:t xml:space="preserve">I used Claude (Claude Opus 5.5, claude.ai) to help draft and explain the R functions and to help organize this report. Prompts used: I asked Claude to prepare the R script, portfolio file and report template for this assignment and to explain each step. I verified the outputs by running the script myself in RStudio, checking that every stock </w:t>
-      </w:r>
-      <w:proofErr w:type="gramStart"/>
-      <w:r>
-        <w:t>loaded</w:t>
-      </w:r>
-      <w:proofErr w:type="gramEnd"/>
-      <w:r>
-        <w:t>, and checking the mean and standard deviation for one stock by hand in the console. All installation steps and screenshots were done by me. I am responsible for the accuracy and originality of this work.</w:t>
+        <w:t>I used Claude (Claude Opus 5.5, claude.ai) to help draft and explain the R functions and to help organize this report. Prompts used: I asked Claude to prepare the R script, portfolio file and report template for this assignment and to explain each step. I verified the outputs by running the script myself in RStudio, checking that every stock loaded, and checking the mean and standard deviation for one stock by hand in the console. All installation steps and screenshots were done by me. I am responsible for the accuracy and originality of this work.</w:t>
       </w:r>
     </w:p>
     <w:p>
@@ -54,15 +46,7 @@
         <w:spacing w:after="140" w:line="276" w:lineRule="auto"/>
       </w:pPr>
       <w:r>
-        <w:t xml:space="preserve">I used GitHub to store all my assignments for this course. I followed the GitHub setup guide to install Git and created a repository named </w:t>
-      </w:r>
-      <w:proofErr w:type="spellStart"/>
-      <w:r>
-        <w:t>TechnicalAnalysis</w:t>
-      </w:r>
-      <w:proofErr w:type="spellEnd"/>
-      <w:r>
-        <w:t>. Inside the repository I made a separate folder for each assignment.</w:t>
+        <w:t>I used GitHub to store all my assignments for this course. I followed the GitHub setup guide to install Git and created a repository named TechnicalAnalysis. Inside the repository I made a separate folder for each assignment.</w:t>
       </w:r>
     </w:p>
     <w:p>
@@ -88,15 +72,7 @@
         <w:spacing w:after="60"/>
       </w:pPr>
       <w:r>
-        <w:t xml:space="preserve">Clicked the + button and selected </w:t>
-      </w:r>
-      <w:proofErr w:type="gramStart"/>
-      <w:r>
-        <w:t>New</w:t>
-      </w:r>
-      <w:proofErr w:type="gramEnd"/>
-      <w:r>
-        <w:t xml:space="preserve"> repository.</w:t>
+        <w:t>Clicked the + button and selected New repository.</w:t>
       </w:r>
     </w:p>
     <w:p>
@@ -109,15 +85,7 @@
         <w:spacing w:after="60"/>
       </w:pPr>
       <w:r>
-        <w:t xml:space="preserve">Entered the name </w:t>
-      </w:r>
-      <w:proofErr w:type="spellStart"/>
-      <w:r>
-        <w:t>TechnicalAnalysis</w:t>
-      </w:r>
-      <w:proofErr w:type="spellEnd"/>
-      <w:r>
-        <w:t>, chose Public, ticked Add a README file and clicked Create repository.</w:t>
+        <w:t>Entered the name TechnicalAnalysis, chose Public, ticked Add a README file and clicked Create repository.</w:t>
       </w:r>
     </w:p>
     <w:p>
@@ -143,15 +111,7 @@
         <w:spacing w:after="60"/>
       </w:pPr>
       <w:r>
-        <w:t xml:space="preserve">Checked the installation by running </w:t>
-      </w:r>
-      <w:proofErr w:type="gramStart"/>
-      <w:r>
-        <w:t>git --version</w:t>
-      </w:r>
-      <w:proofErr w:type="gramEnd"/>
-      <w:r>
-        <w:t xml:space="preserve"> in the command prompt.</w:t>
+        <w:t>Checked the installation by running git --version in the command prompt.</w:t>
       </w:r>
     </w:p>
     <w:p>
@@ -166,6 +126,9 @@
         <w:jc w:val="center"/>
       </w:pPr>
       <w:r>
+        <w:rPr>
+          <w:noProof/>
+        </w:rPr>
         <w:lastRenderedPageBreak/>
         <w:drawing>
           <wp:inline distT="0" distB="0" distL="0" distR="0" wp14:anchorId="17E3054F" wp14:editId="48A7C2E1">
@@ -231,6 +194,9 @@
         <w:jc w:val="center"/>
       </w:pPr>
       <w:r>
+        <w:rPr>
+          <w:noProof/>
+        </w:rPr>
         <w:lastRenderedPageBreak/>
         <w:drawing>
           <wp:inline distT="0" distB="0" distL="0" distR="0" wp14:anchorId="3A033A54" wp14:editId="58074F9C">
@@ -281,19 +247,8 @@
           <w:sz w:val="20"/>
           <w:szCs w:val="20"/>
         </w:rPr>
-        <w:t xml:space="preserve">Figure 2: Creating the new repository named </w:t>
-      </w:r>
-      <w:proofErr w:type="spellStart"/>
-      <w:r>
-        <w:rPr>
-          <w:i/>
-          <w:iCs/>
-          <w:sz w:val="20"/>
-          <w:szCs w:val="20"/>
-        </w:rPr>
-        <w:t>TechnicalAnalysis</w:t>
-      </w:r>
-      <w:proofErr w:type="spellEnd"/>
+        <w:t>Figure 2: Creating the new repository named TechnicalAnalysis</w:t>
+      </w:r>
     </w:p>
     <w:p>
       <w:pPr>
@@ -307,6 +262,9 @@
         <w:jc w:val="center"/>
       </w:pPr>
       <w:r>
+        <w:rPr>
+          <w:noProof/>
+        </w:rPr>
         <w:lastRenderedPageBreak/>
         <w:drawing>
           <wp:inline distT="0" distB="0" distL="0" distR="0" wp14:anchorId="50D0713C" wp14:editId="0FE6B6D9">
@@ -357,27 +315,7 @@
           <w:sz w:val="20"/>
           <w:szCs w:val="20"/>
         </w:rPr>
-        <w:t xml:space="preserve">Figure 3: The new </w:t>
-      </w:r>
-      <w:proofErr w:type="spellStart"/>
-      <w:r>
-        <w:rPr>
-          <w:i/>
-          <w:iCs/>
-          <w:sz w:val="20"/>
-          <w:szCs w:val="20"/>
-        </w:rPr>
-        <w:t>TechnicalAnalysis</w:t>
-      </w:r>
-      <w:proofErr w:type="spellEnd"/>
-      <w:r>
-        <w:rPr>
-          <w:i/>
-          <w:iCs/>
-          <w:sz w:val="20"/>
-          <w:szCs w:val="20"/>
-        </w:rPr>
-        <w:t xml:space="preserve"> repository page</w:t>
+        <w:t>Figure 3: The new TechnicalAnalysis repository page</w:t>
       </w:r>
     </w:p>
     <w:p>
@@ -392,6 +330,9 @@
         <w:jc w:val="center"/>
       </w:pPr>
       <w:r>
+        <w:rPr>
+          <w:noProof/>
+        </w:rPr>
         <w:drawing>
           <wp:inline distT="0" distB="0" distL="0" distR="0" wp14:anchorId="62ADA682" wp14:editId="41535216">
             <wp:extent cx="4983480" cy="3856340"/>
@@ -456,6 +397,9 @@
         <w:jc w:val="center"/>
       </w:pPr>
       <w:r>
+        <w:rPr>
+          <w:noProof/>
+        </w:rPr>
         <w:lastRenderedPageBreak/>
         <w:drawing>
           <wp:inline distT="0" distB="0" distL="0" distR="0" wp14:anchorId="4F02CAC2" wp14:editId="4542EE91">
@@ -522,15 +466,7 @@
         <w:spacing w:after="140" w:line="276" w:lineRule="auto"/>
       </w:pPr>
       <w:r>
-        <w:t xml:space="preserve">R is the programming language and RStudio is the program (IDE) used to write and run R code. R </w:t>
-      </w:r>
-      <w:proofErr w:type="gramStart"/>
-      <w:r>
-        <w:t>has to</w:t>
-      </w:r>
-      <w:proofErr w:type="gramEnd"/>
-      <w:r>
-        <w:t xml:space="preserve"> be installed first because RStudio needs it to run.</w:t>
+        <w:t>R is the programming language and RStudio is the program (IDE) used to write and run R code. R has to be installed first because RStudio needs it to run.</w:t>
       </w:r>
     </w:p>
     <w:p>
@@ -610,6 +546,9 @@
         <w:jc w:val="center"/>
       </w:pPr>
       <w:r>
+        <w:rPr>
+          <w:noProof/>
+        </w:rPr>
         <w:drawing>
           <wp:inline distT="0" distB="0" distL="0" distR="0" wp14:anchorId="1CBE2649" wp14:editId="0A0D93A8">
             <wp:extent cx="5943600" cy="2740025"/>
@@ -674,6 +613,9 @@
         <w:jc w:val="center"/>
       </w:pPr>
       <w:r>
+        <w:rPr>
+          <w:noProof/>
+        </w:rPr>
         <w:lastRenderedPageBreak/>
         <w:drawing>
           <wp:inline distT="0" distB="0" distL="0" distR="0" wp14:anchorId="51B460BD" wp14:editId="08A62A75">
@@ -739,6 +681,9 @@
         <w:jc w:val="center"/>
       </w:pPr>
       <w:r>
+        <w:rPr>
+          <w:noProof/>
+        </w:rPr>
         <w:drawing>
           <wp:inline distT="0" distB="0" distL="0" distR="0" wp14:anchorId="636C7C33" wp14:editId="21EA1239">
             <wp:extent cx="4343776" cy="3558848"/>
@@ -803,6 +748,9 @@
         <w:jc w:val="center"/>
       </w:pPr>
       <w:r>
+        <w:rPr>
+          <w:noProof/>
+        </w:rPr>
         <w:lastRenderedPageBreak/>
         <w:drawing>
           <wp:inline distT="0" distB="0" distL="0" distR="0" wp14:anchorId="1EFE87FD" wp14:editId="6BC68F05">
@@ -868,6 +816,9 @@
         <w:jc w:val="center"/>
       </w:pPr>
       <w:r>
+        <w:rPr>
+          <w:noProof/>
+        </w:rPr>
         <w:drawing>
           <wp:inline distT="0" distB="0" distL="0" distR="0" wp14:anchorId="650EC0B3" wp14:editId="59C4A330">
             <wp:extent cx="4801016" cy="3696020"/>
@@ -932,6 +883,9 @@
         <w:jc w:val="center"/>
       </w:pPr>
       <w:r>
+        <w:rPr>
+          <w:noProof/>
+        </w:rPr>
         <w:lastRenderedPageBreak/>
         <w:drawing>
           <wp:inline distT="0" distB="0" distL="0" distR="0" wp14:anchorId="40B45CC1" wp14:editId="201A6647">
@@ -998,33 +952,7 @@
         <w:spacing w:after="140" w:line="276" w:lineRule="auto"/>
       </w:pPr>
       <w:r>
-        <w:t xml:space="preserve">I installed two main packages using the </w:t>
-      </w:r>
-      <w:proofErr w:type="spellStart"/>
-      <w:proofErr w:type="gramStart"/>
-      <w:r>
-        <w:t>install.packages</w:t>
-      </w:r>
-      <w:proofErr w:type="spellEnd"/>
-      <w:proofErr w:type="gramEnd"/>
-      <w:r>
-        <w:t xml:space="preserve">() function in the RStudio Console. Other packages they </w:t>
-      </w:r>
-      <w:proofErr w:type="gramStart"/>
-      <w:r>
-        <w:t>need</w:t>
-      </w:r>
-      <w:proofErr w:type="gramEnd"/>
-      <w:r>
-        <w:t xml:space="preserve">, like </w:t>
-      </w:r>
-      <w:proofErr w:type="spellStart"/>
-      <w:r>
-        <w:t>xts</w:t>
-      </w:r>
-      <w:proofErr w:type="spellEnd"/>
-      <w:r>
-        <w:t xml:space="preserve"> and zoo, were installed automatically as dependencies.</w:t>
+        <w:t>I installed two main packages using the install.packages() function in the RStudio Console. Other packages they need, like xts and zoo, were installed automatically as dependencies.</w:t>
       </w:r>
     </w:p>
     <w:p>
@@ -1036,13 +964,8 @@
         </w:numPr>
         <w:spacing w:after="60"/>
       </w:pPr>
-      <w:proofErr w:type="spellStart"/>
-      <w:r>
-        <w:t>quantmod</w:t>
-      </w:r>
-      <w:proofErr w:type="spellEnd"/>
-      <w:r>
-        <w:t>: downloads stock price data from Yahoo Finance and makes financial charts like candlestick charts.</w:t>
+      <w:r>
+        <w:t>quantmod: downloads stock price data from Yahoo Finance and makes financial charts like candlestick charts.</w:t>
       </w:r>
     </w:p>
     <w:p>
@@ -1062,128 +985,52 @@
       <w:pPr>
         <w:shd w:val="clear" w:color="auto" w:fill="F2F2F2"/>
       </w:pPr>
-      <w:proofErr w:type="spellStart"/>
-      <w:proofErr w:type="gramStart"/>
       <w:r>
         <w:rPr>
           <w:rFonts w:ascii="Consolas" w:eastAsia="Consolas" w:hAnsi="Consolas" w:cs="Consolas"/>
           <w:sz w:val="18"/>
           <w:szCs w:val="18"/>
         </w:rPr>
-        <w:t>install.packages</w:t>
-      </w:r>
-      <w:proofErr w:type="spellEnd"/>
-      <w:proofErr w:type="gramEnd"/>
+        <w:t>install.packages(c("quantmod", "TTR"))</w:t>
+      </w:r>
+    </w:p>
+    <w:p>
+      <w:pPr>
+        <w:shd w:val="clear" w:color="auto" w:fill="F2F2F2"/>
+      </w:pPr>
       <w:r>
         <w:rPr>
           <w:rFonts w:ascii="Consolas" w:eastAsia="Consolas" w:hAnsi="Consolas" w:cs="Consolas"/>
           <w:sz w:val="18"/>
           <w:szCs w:val="18"/>
         </w:rPr>
-        <w:t>(</w:t>
-      </w:r>
-      <w:proofErr w:type="gramStart"/>
+        <w:t xml:space="preserve"> </w:t>
+      </w:r>
+    </w:p>
+    <w:p>
+      <w:pPr>
+        <w:shd w:val="clear" w:color="auto" w:fill="F2F2F2"/>
+      </w:pPr>
       <w:r>
         <w:rPr>
           <w:rFonts w:ascii="Consolas" w:eastAsia="Consolas" w:hAnsi="Consolas" w:cs="Consolas"/>
           <w:sz w:val="18"/>
           <w:szCs w:val="18"/>
         </w:rPr>
-        <w:t>c(</w:t>
-      </w:r>
-      <w:proofErr w:type="gramEnd"/>
+        <w:t>library(quantmod)</w:t>
+      </w:r>
+    </w:p>
+    <w:p>
+      <w:pPr>
+        <w:shd w:val="clear" w:color="auto" w:fill="F2F2F2"/>
+      </w:pPr>
       <w:r>
         <w:rPr>
           <w:rFonts w:ascii="Consolas" w:eastAsia="Consolas" w:hAnsi="Consolas" w:cs="Consolas"/>
           <w:sz w:val="18"/>
           <w:szCs w:val="18"/>
         </w:rPr>
-        <w:t>"</w:t>
-      </w:r>
-      <w:proofErr w:type="spellStart"/>
-      <w:r>
-        <w:rPr>
-          <w:rFonts w:ascii="Consolas" w:eastAsia="Consolas" w:hAnsi="Consolas" w:cs="Consolas"/>
-          <w:sz w:val="18"/>
-          <w:szCs w:val="18"/>
-        </w:rPr>
-        <w:t>quantmod</w:t>
-      </w:r>
-      <w:proofErr w:type="spellEnd"/>
-      <w:r>
-        <w:rPr>
-          <w:rFonts w:ascii="Consolas" w:eastAsia="Consolas" w:hAnsi="Consolas" w:cs="Consolas"/>
-          <w:sz w:val="18"/>
-          <w:szCs w:val="18"/>
-        </w:rPr>
-        <w:t>", "TTR"))</w:t>
-      </w:r>
-    </w:p>
-    <w:p>
-      <w:pPr>
-        <w:shd w:val="clear" w:color="auto" w:fill="F2F2F2"/>
-      </w:pPr>
-      <w:r>
-        <w:rPr>
-          <w:rFonts w:ascii="Consolas" w:eastAsia="Consolas" w:hAnsi="Consolas" w:cs="Consolas"/>
-          <w:sz w:val="18"/>
-          <w:szCs w:val="18"/>
-        </w:rPr>
-        <w:t xml:space="preserve"> </w:t>
-      </w:r>
-    </w:p>
-    <w:p>
-      <w:pPr>
-        <w:shd w:val="clear" w:color="auto" w:fill="F2F2F2"/>
-      </w:pPr>
-      <w:r>
-        <w:rPr>
-          <w:rFonts w:ascii="Consolas" w:eastAsia="Consolas" w:hAnsi="Consolas" w:cs="Consolas"/>
-          <w:sz w:val="18"/>
-          <w:szCs w:val="18"/>
-        </w:rPr>
-        <w:t>library(</w:t>
-      </w:r>
-      <w:proofErr w:type="spellStart"/>
-      <w:r>
-        <w:rPr>
-          <w:rFonts w:ascii="Consolas" w:eastAsia="Consolas" w:hAnsi="Consolas" w:cs="Consolas"/>
-          <w:sz w:val="18"/>
-          <w:szCs w:val="18"/>
-        </w:rPr>
-        <w:t>quantmod</w:t>
-      </w:r>
-      <w:proofErr w:type="spellEnd"/>
-      <w:r>
-        <w:rPr>
-          <w:rFonts w:ascii="Consolas" w:eastAsia="Consolas" w:hAnsi="Consolas" w:cs="Consolas"/>
-          <w:sz w:val="18"/>
-          <w:szCs w:val="18"/>
-        </w:rPr>
-        <w:t>)</w:t>
-      </w:r>
-    </w:p>
-    <w:p>
-      <w:pPr>
-        <w:shd w:val="clear" w:color="auto" w:fill="F2F2F2"/>
-      </w:pPr>
-      <w:proofErr w:type="gramStart"/>
-      <w:r>
-        <w:rPr>
-          <w:rFonts w:ascii="Consolas" w:eastAsia="Consolas" w:hAnsi="Consolas" w:cs="Consolas"/>
-          <w:sz w:val="18"/>
-          <w:szCs w:val="18"/>
-        </w:rPr>
-        <w:t>library(</w:t>
-      </w:r>
-      <w:proofErr w:type="gramEnd"/>
-      <w:r>
-        <w:rPr>
-          <w:rFonts w:ascii="Consolas" w:eastAsia="Consolas" w:hAnsi="Consolas" w:cs="Consolas"/>
-          <w:sz w:val="18"/>
-          <w:szCs w:val="18"/>
-        </w:rPr>
-        <w:t>TTR)</w:t>
+        <w:t>library(TTR)</w:t>
       </w:r>
     </w:p>
     <w:p>
@@ -1196,15 +1043,7 @@
         <w:spacing w:after="140" w:line="276" w:lineRule="auto"/>
       </w:pPr>
       <w:r>
-        <w:t xml:space="preserve">After installing, I loaded both packages with </w:t>
-      </w:r>
-      <w:proofErr w:type="gramStart"/>
-      <w:r>
-        <w:t>library(</w:t>
-      </w:r>
-      <w:proofErr w:type="gramEnd"/>
-      <w:r>
-        <w:t>) to make sure they work. No errors were shown.</w:t>
+        <w:t>After installing, I loaded both packages with library() to make sure they work. No errors were shown.</w:t>
       </w:r>
     </w:p>
     <w:p>
@@ -1219,6 +1058,9 @@
         <w:jc w:val="center"/>
       </w:pPr>
       <w:r>
+        <w:rPr>
+          <w:noProof/>
+        </w:rPr>
         <w:lastRenderedPageBreak/>
         <w:drawing>
           <wp:inline distT="0" distB="0" distL="0" distR="0" wp14:anchorId="4D0614AA" wp14:editId="696CD628">
@@ -1269,29 +1111,7 @@
           <w:sz w:val="20"/>
           <w:szCs w:val="20"/>
         </w:rPr>
-        <w:t xml:space="preserve">Figure 12: Running </w:t>
-      </w:r>
-      <w:proofErr w:type="spellStart"/>
-      <w:proofErr w:type="gramStart"/>
-      <w:r>
-        <w:rPr>
-          <w:i/>
-          <w:iCs/>
-          <w:sz w:val="20"/>
-          <w:szCs w:val="20"/>
-        </w:rPr>
-        <w:t>install.packages</w:t>
-      </w:r>
-      <w:proofErr w:type="spellEnd"/>
-      <w:proofErr w:type="gramEnd"/>
-      <w:r>
-        <w:rPr>
-          <w:i/>
-          <w:iCs/>
-          <w:sz w:val="20"/>
-          <w:szCs w:val="20"/>
-        </w:rPr>
-        <w:t>() in the RStudio Console</w:t>
+        <w:t>Figure 12: Running install.packages() in the RStudio Console</w:t>
       </w:r>
     </w:p>
     <w:p>
@@ -1306,6 +1126,9 @@
         <w:jc w:val="center"/>
       </w:pPr>
       <w:r>
+        <w:rPr>
+          <w:noProof/>
+        </w:rPr>
         <w:drawing>
           <wp:inline distT="0" distB="0" distL="0" distR="0" wp14:anchorId="7E4C345E" wp14:editId="46F2BDEC">
             <wp:extent cx="5943600" cy="3164205"/>
@@ -1370,6 +1193,9 @@
         <w:jc w:val="center"/>
       </w:pPr>
       <w:r>
+        <w:rPr>
+          <w:noProof/>
+        </w:rPr>
         <w:lastRenderedPageBreak/>
         <w:drawing>
           <wp:inline distT="0" distB="0" distL="0" distR="0" wp14:anchorId="1B766C0E" wp14:editId="344D64CE">
@@ -1420,47 +1246,7 @@
           <w:sz w:val="20"/>
           <w:szCs w:val="20"/>
         </w:rPr>
-        <w:t xml:space="preserve">Figure 14: Loading </w:t>
-      </w:r>
-      <w:proofErr w:type="spellStart"/>
-      <w:r>
-        <w:rPr>
-          <w:i/>
-          <w:iCs/>
-          <w:sz w:val="20"/>
-          <w:szCs w:val="20"/>
-        </w:rPr>
-        <w:t>quantmod</w:t>
-      </w:r>
-      <w:proofErr w:type="spellEnd"/>
-      <w:r>
-        <w:rPr>
-          <w:i/>
-          <w:iCs/>
-          <w:sz w:val="20"/>
-          <w:szCs w:val="20"/>
-        </w:rPr>
-        <w:t xml:space="preserve"> and TTR with </w:t>
-      </w:r>
-      <w:proofErr w:type="gramStart"/>
-      <w:r>
-        <w:rPr>
-          <w:i/>
-          <w:iCs/>
-          <w:sz w:val="20"/>
-          <w:szCs w:val="20"/>
-        </w:rPr>
-        <w:t>library(</w:t>
-      </w:r>
-      <w:proofErr w:type="gramEnd"/>
-      <w:r>
-        <w:rPr>
-          <w:i/>
-          <w:iCs/>
-          <w:sz w:val="20"/>
-          <w:szCs w:val="20"/>
-        </w:rPr>
-        <w:t>) without errors</w:t>
+        <w:t>Figure 14: Loading quantmod and TTR with library() without errors</w:t>
       </w:r>
     </w:p>
     <w:p>
@@ -1475,6 +1261,9 @@
         <w:jc w:val="center"/>
       </w:pPr>
       <w:r>
+        <w:rPr>
+          <w:noProof/>
+        </w:rPr>
         <w:drawing>
           <wp:inline distT="0" distB="0" distL="0" distR="0" wp14:anchorId="65AF693E" wp14:editId="331F20CE">
             <wp:extent cx="5943600" cy="1974215"/>
@@ -1524,27 +1313,7 @@
           <w:sz w:val="20"/>
           <w:szCs w:val="20"/>
         </w:rPr>
-        <w:t xml:space="preserve">Figure 15: </w:t>
-      </w:r>
-      <w:proofErr w:type="spellStart"/>
-      <w:r>
-        <w:rPr>
-          <w:i/>
-          <w:iCs/>
-          <w:sz w:val="20"/>
-          <w:szCs w:val="20"/>
-        </w:rPr>
-        <w:t>quantmod</w:t>
-      </w:r>
-      <w:proofErr w:type="spellEnd"/>
-      <w:r>
-        <w:rPr>
-          <w:i/>
-          <w:iCs/>
-          <w:sz w:val="20"/>
-          <w:szCs w:val="20"/>
-        </w:rPr>
-        <w:t xml:space="preserve"> and TTR shown in the Packages tab</w:t>
+        <w:t>Figure 15: quantmod and TTR shown in the Packages tab</w:t>
       </w:r>
     </w:p>
     <w:p>
@@ -1660,12 +1429,6 @@
         <w:gridCol w:w="7360"/>
       </w:tblGrid>
       <w:tr>
-        <w:tblPrEx>
-          <w:tblCellMar>
-            <w:top w:w="0" w:type="dxa"/>
-            <w:bottom w:w="0" w:type="dxa"/>
-          </w:tblCellMar>
-        </w:tblPrEx>
         <w:tc>
           <w:tcPr>
             <w:tcW w:w="2000" w:type="dxa"/>
@@ -1715,12 +1478,6 @@
         </w:tc>
       </w:tr>
       <w:tr>
-        <w:tblPrEx>
-          <w:tblCellMar>
-            <w:top w:w="0" w:type="dxa"/>
-            <w:bottom w:w="0" w:type="dxa"/>
-          </w:tblCellMar>
-        </w:tblPrEx>
         <w:tc>
           <w:tcPr>
             <w:tcW w:w="2000" w:type="dxa"/>
@@ -1763,12 +1520,6 @@
         </w:tc>
       </w:tr>
       <w:tr>
-        <w:tblPrEx>
-          <w:tblCellMar>
-            <w:top w:w="0" w:type="dxa"/>
-            <w:bottom w:w="0" w:type="dxa"/>
-          </w:tblCellMar>
-        </w:tblPrEx>
         <w:tc>
           <w:tcPr>
             <w:tcW w:w="2000" w:type="dxa"/>
@@ -1811,12 +1562,6 @@
         </w:tc>
       </w:tr>
       <w:tr>
-        <w:tblPrEx>
-          <w:tblCellMar>
-            <w:top w:w="0" w:type="dxa"/>
-            <w:bottom w:w="0" w:type="dxa"/>
-          </w:tblCellMar>
-        </w:tblPrEx>
         <w:tc>
           <w:tcPr>
             <w:tcW w:w="2000" w:type="dxa"/>
@@ -1859,12 +1604,6 @@
         </w:tc>
       </w:tr>
       <w:tr>
-        <w:tblPrEx>
-          <w:tblCellMar>
-            <w:top w:w="0" w:type="dxa"/>
-            <w:bottom w:w="0" w:type="dxa"/>
-          </w:tblCellMar>
-        </w:tblPrEx>
         <w:tc>
           <w:tcPr>
             <w:tcW w:w="2000" w:type="dxa"/>
@@ -1907,12 +1646,6 @@
         </w:tc>
       </w:tr>
       <w:tr>
-        <w:tblPrEx>
-          <w:tblCellMar>
-            <w:top w:w="0" w:type="dxa"/>
-            <w:bottom w:w="0" w:type="dxa"/>
-          </w:tblCellMar>
-        </w:tblPrEx>
         <w:tc>
           <w:tcPr>
             <w:tcW w:w="2000" w:type="dxa"/>
@@ -1980,6 +1713,9 @@
         <w:jc w:val="center"/>
       </w:pPr>
       <w:r>
+        <w:rPr>
+          <w:noProof/>
+        </w:rPr>
         <w:drawing>
           <wp:inline distT="0" distB="0" distL="0" distR="0" wp14:anchorId="011CE94B" wp14:editId="2F3A7A03">
             <wp:extent cx="5311600" cy="3063505"/>
@@ -2045,60 +1781,7 @@
         <w:spacing w:after="140" w:line="276" w:lineRule="auto"/>
       </w:pPr>
       <w:r>
-        <w:t xml:space="preserve">The function </w:t>
-      </w:r>
-      <w:proofErr w:type="spellStart"/>
-      <w:r>
-        <w:t>load_stock_</w:t>
-      </w:r>
-      <w:proofErr w:type="gramStart"/>
-      <w:r>
-        <w:t>data</w:t>
-      </w:r>
-      <w:proofErr w:type="spellEnd"/>
-      <w:r>
-        <w:t>(</w:t>
-      </w:r>
-      <w:proofErr w:type="gramEnd"/>
-      <w:r>
-        <w:t xml:space="preserve">) reads portfolio.txt and downloads the data for each symbol from Yahoo Finance using </w:t>
-      </w:r>
-      <w:proofErr w:type="spellStart"/>
-      <w:proofErr w:type="gramStart"/>
-      <w:r>
-        <w:t>getSymbols</w:t>
-      </w:r>
-      <w:proofErr w:type="spellEnd"/>
-      <w:r>
-        <w:t>(</w:t>
-      </w:r>
-      <w:proofErr w:type="gramEnd"/>
-      <w:r>
-        <w:t xml:space="preserve">) from </w:t>
-      </w:r>
-      <w:proofErr w:type="spellStart"/>
-      <w:r>
-        <w:t>quantmod</w:t>
-      </w:r>
-      <w:proofErr w:type="spellEnd"/>
-      <w:r>
-        <w:t xml:space="preserve">. I used one year of daily data (October 1, </w:t>
-      </w:r>
-      <w:proofErr w:type="gramStart"/>
-      <w:r>
-        <w:t>2025</w:t>
-      </w:r>
-      <w:proofErr w:type="gramEnd"/>
-      <w:r>
-        <w:t xml:space="preserve"> to October 1, 2026). Each stock is converted from </w:t>
-      </w:r>
-      <w:proofErr w:type="spellStart"/>
-      <w:r>
-        <w:t>xts</w:t>
-      </w:r>
-      <w:proofErr w:type="spellEnd"/>
-      <w:r>
-        <w:t xml:space="preserve"> format to a normal data frame with the columns Date, Open, High, Low, Close, Volume and Adjusted.</w:t>
+        <w:t>The function load_stock_data() reads portfolio.txt and downloads the data for each symbol from Yahoo Finance using getSymbols() from quantmod. I used one year of daily data (October 1, 2025 to October 1, 2026). Each stock is converted from xts format to a normal data frame with the columns Date, Open, High, Low, Close, Volume and Adjusted.</w:t>
       </w:r>
     </w:p>
     <w:p>
@@ -2106,36 +1789,7 @@
         <w:spacing w:after="140" w:line="276" w:lineRule="auto"/>
       </w:pPr>
       <w:r>
-        <w:t xml:space="preserve">The function returns a list with one data frame per stock. It also saves each one as its own data frame (for example </w:t>
-      </w:r>
-      <w:proofErr w:type="spellStart"/>
-      <w:r>
-        <w:t>AAPL_df</w:t>
-      </w:r>
-      <w:proofErr w:type="spellEnd"/>
-      <w:r>
-        <w:t xml:space="preserve"> and </w:t>
-      </w:r>
-      <w:proofErr w:type="spellStart"/>
-      <w:r>
-        <w:t>MSFT_df</w:t>
-      </w:r>
-      <w:proofErr w:type="spellEnd"/>
-      <w:r>
-        <w:t xml:space="preserve">), so every stock is stored separately and can be seen in the Environment pane. I used </w:t>
-      </w:r>
-      <w:proofErr w:type="spellStart"/>
-      <w:proofErr w:type="gramStart"/>
-      <w:r>
-        <w:t>tryCatch</w:t>
-      </w:r>
-      <w:proofErr w:type="spellEnd"/>
-      <w:r>
-        <w:t>(</w:t>
-      </w:r>
-      <w:proofErr w:type="gramEnd"/>
-      <w:r>
-        <w:t>) so that if one symbol fails to download, the script shows a message and keeps going with the other stocks.</w:t>
+        <w:t>The function returns a list with one data frame per stock. It also saves each one as its own data frame (for example AAPL_df and MSFT_df), so every stock is stored separately and can be seen in the Environment pane. I used tryCatch() so that if one symbol fails to download, the script shows a message and keeps going with the other stocks.</w:t>
       </w:r>
     </w:p>
     <w:p>
@@ -2147,7 +1801,6 @@
       <w:pPr>
         <w:shd w:val="clear" w:color="auto" w:fill="F2F2F2"/>
       </w:pPr>
-      <w:proofErr w:type="spellStart"/>
       <w:r>
         <w:rPr>
           <w:rFonts w:ascii="Consolas" w:eastAsia="Consolas" w:hAnsi="Consolas" w:cs="Consolas"/>
@@ -2155,52 +1808,72 @@
           <w:szCs w:val="18"/>
         </w:rPr>
         <w:lastRenderedPageBreak/>
-        <w:t>load_stock_data</w:t>
-      </w:r>
-      <w:proofErr w:type="spellEnd"/>
+        <w:t>load_stock_data &lt;- function(file = portfolio_file,</w:t>
+      </w:r>
+    </w:p>
+    <w:p>
+      <w:pPr>
+        <w:shd w:val="clear" w:color="auto" w:fill="F2F2F2"/>
+      </w:pPr>
       <w:r>
         <w:rPr>
           <w:rFonts w:ascii="Consolas" w:eastAsia="Consolas" w:hAnsi="Consolas" w:cs="Consolas"/>
           <w:sz w:val="18"/>
           <w:szCs w:val="18"/>
         </w:rPr>
-        <w:t xml:space="preserve"> &lt;- </w:t>
-      </w:r>
-      <w:proofErr w:type="gramStart"/>
+        <w:t xml:space="preserve">                            from = start_date, to = end_date) {</w:t>
+      </w:r>
+    </w:p>
+    <w:p>
+      <w:pPr>
+        <w:shd w:val="clear" w:color="auto" w:fill="F2F2F2"/>
+      </w:pPr>
       <w:r>
         <w:rPr>
           <w:rFonts w:ascii="Consolas" w:eastAsia="Consolas" w:hAnsi="Consolas" w:cs="Consolas"/>
           <w:sz w:val="18"/>
           <w:szCs w:val="18"/>
         </w:rPr>
-        <w:t>function(</w:t>
-      </w:r>
-      <w:proofErr w:type="gramEnd"/>
+        <w:t xml:space="preserve">  symbols    &lt;- read_portfolio(file)</w:t>
+      </w:r>
+    </w:p>
+    <w:p>
+      <w:pPr>
+        <w:shd w:val="clear" w:color="auto" w:fill="F2F2F2"/>
+      </w:pPr>
       <w:r>
         <w:rPr>
           <w:rFonts w:ascii="Consolas" w:eastAsia="Consolas" w:hAnsi="Consolas" w:cs="Consolas"/>
           <w:sz w:val="18"/>
           <w:szCs w:val="18"/>
         </w:rPr>
-        <w:t xml:space="preserve">file = </w:t>
-      </w:r>
-      <w:proofErr w:type="spellStart"/>
+        <w:t xml:space="preserve">  stock_list &lt;- list()</w:t>
+      </w:r>
+    </w:p>
+    <w:p>
+      <w:pPr>
+        <w:shd w:val="clear" w:color="auto" w:fill="F2F2F2"/>
+      </w:pPr>
       <w:r>
         <w:rPr>
           <w:rFonts w:ascii="Consolas" w:eastAsia="Consolas" w:hAnsi="Consolas" w:cs="Consolas"/>
           <w:sz w:val="18"/>
           <w:szCs w:val="18"/>
         </w:rPr>
-        <w:t>portfolio_file</w:t>
-      </w:r>
-      <w:proofErr w:type="spellEnd"/>
+        <w:t xml:space="preserve">  for (sym in symbols) {</w:t>
+      </w:r>
+    </w:p>
+    <w:p>
+      <w:pPr>
+        <w:shd w:val="clear" w:color="auto" w:fill="F2F2F2"/>
+      </w:pPr>
       <w:r>
         <w:rPr>
           <w:rFonts w:ascii="Consolas" w:eastAsia="Consolas" w:hAnsi="Consolas" w:cs="Consolas"/>
           <w:sz w:val="18"/>
           <w:szCs w:val="18"/>
         </w:rPr>
-        <w:t>,</w:t>
+        <w:t xml:space="preserve">    stock_xts &lt;- getSymbols(sym, src = "yahoo", from = from,</w:t>
       </w:r>
     </w:p>
     <w:p>
@@ -2213,550 +1886,71 @@
           <w:sz w:val="18"/>
           <w:szCs w:val="18"/>
         </w:rPr>
-        <w:t xml:space="preserve">                            from = </w:t>
-      </w:r>
-      <w:proofErr w:type="spellStart"/>
+        <w:t xml:space="preserve">                            to = to, auto.assign = FALSE)</w:t>
+      </w:r>
+    </w:p>
+    <w:p>
+      <w:pPr>
+        <w:shd w:val="clear" w:color="auto" w:fill="F2F2F2"/>
+      </w:pPr>
       <w:r>
         <w:rPr>
           <w:rFonts w:ascii="Consolas" w:eastAsia="Consolas" w:hAnsi="Consolas" w:cs="Consolas"/>
           <w:sz w:val="18"/>
           <w:szCs w:val="18"/>
         </w:rPr>
-        <w:t>start_date</w:t>
-      </w:r>
-      <w:proofErr w:type="spellEnd"/>
+        <w:t xml:space="preserve">    stock_df  &lt;- data.frame(Date = index(stock_xts), coredata(stock_xts))</w:t>
+      </w:r>
+    </w:p>
+    <w:p>
+      <w:pPr>
+        <w:shd w:val="clear" w:color="auto" w:fill="F2F2F2"/>
+      </w:pPr>
       <w:r>
         <w:rPr>
           <w:rFonts w:ascii="Consolas" w:eastAsia="Consolas" w:hAnsi="Consolas" w:cs="Consolas"/>
           <w:sz w:val="18"/>
           <w:szCs w:val="18"/>
         </w:rPr>
-        <w:t xml:space="preserve">, to = </w:t>
-      </w:r>
-      <w:proofErr w:type="spellStart"/>
+        <w:t xml:space="preserve">    stock_list[[sym]] &lt;- stock_df</w:t>
+      </w:r>
+    </w:p>
+    <w:p>
+      <w:pPr>
+        <w:shd w:val="clear" w:color="auto" w:fill="F2F2F2"/>
+      </w:pPr>
       <w:r>
         <w:rPr>
           <w:rFonts w:ascii="Consolas" w:eastAsia="Consolas" w:hAnsi="Consolas" w:cs="Consolas"/>
           <w:sz w:val="18"/>
           <w:szCs w:val="18"/>
         </w:rPr>
-        <w:t>end_</w:t>
-      </w:r>
-      <w:proofErr w:type="gramStart"/>
+        <w:t xml:space="preserve">  }</w:t>
+      </w:r>
+    </w:p>
+    <w:p>
+      <w:pPr>
+        <w:shd w:val="clear" w:color="auto" w:fill="F2F2F2"/>
+      </w:pPr>
       <w:r>
         <w:rPr>
           <w:rFonts w:ascii="Consolas" w:eastAsia="Consolas" w:hAnsi="Consolas" w:cs="Consolas"/>
           <w:sz w:val="18"/>
           <w:szCs w:val="18"/>
         </w:rPr>
-        <w:t>date</w:t>
-      </w:r>
-      <w:proofErr w:type="spellEnd"/>
+        <w:t xml:space="preserve">  return(stock_list)</w:t>
+      </w:r>
+    </w:p>
+    <w:p>
+      <w:pPr>
+        <w:shd w:val="clear" w:color="auto" w:fill="F2F2F2"/>
+      </w:pPr>
       <w:r>
         <w:rPr>
           <w:rFonts w:ascii="Consolas" w:eastAsia="Consolas" w:hAnsi="Consolas" w:cs="Consolas"/>
           <w:sz w:val="18"/>
           <w:szCs w:val="18"/>
         </w:rPr>
-        <w:t>) {</w:t>
-      </w:r>
-      <w:proofErr w:type="gramEnd"/>
-    </w:p>
-    <w:p>
-      <w:pPr>
-        <w:shd w:val="clear" w:color="auto" w:fill="F2F2F2"/>
-      </w:pPr>
-      <w:r>
-        <w:rPr>
-          <w:rFonts w:ascii="Consolas" w:eastAsia="Consolas" w:hAnsi="Consolas" w:cs="Consolas"/>
-          <w:sz w:val="18"/>
-          <w:szCs w:val="18"/>
-        </w:rPr>
-        <w:t xml:space="preserve">  symbols    &lt;- </w:t>
-      </w:r>
-      <w:proofErr w:type="spellStart"/>
-      <w:r>
-        <w:rPr>
-          <w:rFonts w:ascii="Consolas" w:eastAsia="Consolas" w:hAnsi="Consolas" w:cs="Consolas"/>
-          <w:sz w:val="18"/>
-          <w:szCs w:val="18"/>
-        </w:rPr>
-        <w:t>read_portfolio</w:t>
-      </w:r>
-      <w:proofErr w:type="spellEnd"/>
-      <w:r>
-        <w:rPr>
-          <w:rFonts w:ascii="Consolas" w:eastAsia="Consolas" w:hAnsi="Consolas" w:cs="Consolas"/>
-          <w:sz w:val="18"/>
-          <w:szCs w:val="18"/>
-        </w:rPr>
-        <w:t>(file)</w:t>
-      </w:r>
-    </w:p>
-    <w:p>
-      <w:pPr>
-        <w:shd w:val="clear" w:color="auto" w:fill="F2F2F2"/>
-      </w:pPr>
-      <w:r>
-        <w:rPr>
-          <w:rFonts w:ascii="Consolas" w:eastAsia="Consolas" w:hAnsi="Consolas" w:cs="Consolas"/>
-          <w:sz w:val="18"/>
-          <w:szCs w:val="18"/>
-        </w:rPr>
-        <w:t xml:space="preserve">  </w:t>
-      </w:r>
-      <w:proofErr w:type="spellStart"/>
-      <w:r>
-        <w:rPr>
-          <w:rFonts w:ascii="Consolas" w:eastAsia="Consolas" w:hAnsi="Consolas" w:cs="Consolas"/>
-          <w:sz w:val="18"/>
-          <w:szCs w:val="18"/>
-        </w:rPr>
-        <w:t>stock_list</w:t>
-      </w:r>
-      <w:proofErr w:type="spellEnd"/>
-      <w:r>
-        <w:rPr>
-          <w:rFonts w:ascii="Consolas" w:eastAsia="Consolas" w:hAnsi="Consolas" w:cs="Consolas"/>
-          <w:sz w:val="18"/>
-          <w:szCs w:val="18"/>
-        </w:rPr>
-        <w:t xml:space="preserve"> &lt;- </w:t>
-      </w:r>
-      <w:proofErr w:type="gramStart"/>
-      <w:r>
-        <w:rPr>
-          <w:rFonts w:ascii="Consolas" w:eastAsia="Consolas" w:hAnsi="Consolas" w:cs="Consolas"/>
-          <w:sz w:val="18"/>
-          <w:szCs w:val="18"/>
-        </w:rPr>
-        <w:t>list(</w:t>
-      </w:r>
-      <w:proofErr w:type="gramEnd"/>
-      <w:r>
-        <w:rPr>
-          <w:rFonts w:ascii="Consolas" w:eastAsia="Consolas" w:hAnsi="Consolas" w:cs="Consolas"/>
-          <w:sz w:val="18"/>
-          <w:szCs w:val="18"/>
-        </w:rPr>
-        <w:t>)</w:t>
-      </w:r>
-    </w:p>
-    <w:p>
-      <w:pPr>
-        <w:shd w:val="clear" w:color="auto" w:fill="F2F2F2"/>
-      </w:pPr>
-      <w:r>
-        <w:rPr>
-          <w:rFonts w:ascii="Consolas" w:eastAsia="Consolas" w:hAnsi="Consolas" w:cs="Consolas"/>
-          <w:sz w:val="18"/>
-          <w:szCs w:val="18"/>
-        </w:rPr>
-        <w:t xml:space="preserve">  for (</w:t>
-      </w:r>
-      <w:proofErr w:type="spellStart"/>
-      <w:r>
-        <w:rPr>
-          <w:rFonts w:ascii="Consolas" w:eastAsia="Consolas" w:hAnsi="Consolas" w:cs="Consolas"/>
-          <w:sz w:val="18"/>
-          <w:szCs w:val="18"/>
-        </w:rPr>
-        <w:t>sym</w:t>
-      </w:r>
-      <w:proofErr w:type="spellEnd"/>
-      <w:r>
-        <w:rPr>
-          <w:rFonts w:ascii="Consolas" w:eastAsia="Consolas" w:hAnsi="Consolas" w:cs="Consolas"/>
-          <w:sz w:val="18"/>
-          <w:szCs w:val="18"/>
-        </w:rPr>
-        <w:t xml:space="preserve"> in </w:t>
-      </w:r>
-      <w:proofErr w:type="gramStart"/>
-      <w:r>
-        <w:rPr>
-          <w:rFonts w:ascii="Consolas" w:eastAsia="Consolas" w:hAnsi="Consolas" w:cs="Consolas"/>
-          <w:sz w:val="18"/>
-          <w:szCs w:val="18"/>
-        </w:rPr>
-        <w:t>symbols) {</w:t>
-      </w:r>
-      <w:proofErr w:type="gramEnd"/>
-    </w:p>
-    <w:p>
-      <w:pPr>
-        <w:shd w:val="clear" w:color="auto" w:fill="F2F2F2"/>
-      </w:pPr>
-      <w:r>
-        <w:rPr>
-          <w:rFonts w:ascii="Consolas" w:eastAsia="Consolas" w:hAnsi="Consolas" w:cs="Consolas"/>
-          <w:sz w:val="18"/>
-          <w:szCs w:val="18"/>
-        </w:rPr>
-        <w:t xml:space="preserve">    </w:t>
-      </w:r>
-      <w:proofErr w:type="spellStart"/>
-      <w:r>
-        <w:rPr>
-          <w:rFonts w:ascii="Consolas" w:eastAsia="Consolas" w:hAnsi="Consolas" w:cs="Consolas"/>
-          <w:sz w:val="18"/>
-          <w:szCs w:val="18"/>
-        </w:rPr>
-        <w:t>stock_xts</w:t>
-      </w:r>
-      <w:proofErr w:type="spellEnd"/>
-      <w:r>
-        <w:rPr>
-          <w:rFonts w:ascii="Consolas" w:eastAsia="Consolas" w:hAnsi="Consolas" w:cs="Consolas"/>
-          <w:sz w:val="18"/>
-          <w:szCs w:val="18"/>
-        </w:rPr>
-        <w:t xml:space="preserve"> &lt;- </w:t>
-      </w:r>
-      <w:proofErr w:type="spellStart"/>
-      <w:proofErr w:type="gramStart"/>
-      <w:r>
-        <w:rPr>
-          <w:rFonts w:ascii="Consolas" w:eastAsia="Consolas" w:hAnsi="Consolas" w:cs="Consolas"/>
-          <w:sz w:val="18"/>
-          <w:szCs w:val="18"/>
-        </w:rPr>
-        <w:t>getSymbols</w:t>
-      </w:r>
-      <w:proofErr w:type="spellEnd"/>
-      <w:r>
-        <w:rPr>
-          <w:rFonts w:ascii="Consolas" w:eastAsia="Consolas" w:hAnsi="Consolas" w:cs="Consolas"/>
-          <w:sz w:val="18"/>
-          <w:szCs w:val="18"/>
-        </w:rPr>
-        <w:t>(</w:t>
-      </w:r>
-      <w:proofErr w:type="spellStart"/>
-      <w:proofErr w:type="gramEnd"/>
-      <w:r>
-        <w:rPr>
-          <w:rFonts w:ascii="Consolas" w:eastAsia="Consolas" w:hAnsi="Consolas" w:cs="Consolas"/>
-          <w:sz w:val="18"/>
-          <w:szCs w:val="18"/>
-        </w:rPr>
-        <w:t>sym</w:t>
-      </w:r>
-      <w:proofErr w:type="spellEnd"/>
-      <w:r>
-        <w:rPr>
-          <w:rFonts w:ascii="Consolas" w:eastAsia="Consolas" w:hAnsi="Consolas" w:cs="Consolas"/>
-          <w:sz w:val="18"/>
-          <w:szCs w:val="18"/>
-        </w:rPr>
-        <w:t xml:space="preserve">, </w:t>
-      </w:r>
-      <w:proofErr w:type="spellStart"/>
-      <w:r>
-        <w:rPr>
-          <w:rFonts w:ascii="Consolas" w:eastAsia="Consolas" w:hAnsi="Consolas" w:cs="Consolas"/>
-          <w:sz w:val="18"/>
-          <w:szCs w:val="18"/>
-        </w:rPr>
-        <w:t>src</w:t>
-      </w:r>
-      <w:proofErr w:type="spellEnd"/>
-      <w:r>
-        <w:rPr>
-          <w:rFonts w:ascii="Consolas" w:eastAsia="Consolas" w:hAnsi="Consolas" w:cs="Consolas"/>
-          <w:sz w:val="18"/>
-          <w:szCs w:val="18"/>
-        </w:rPr>
-        <w:t xml:space="preserve"> = "yahoo", from = from,</w:t>
-      </w:r>
-    </w:p>
-    <w:p>
-      <w:pPr>
-        <w:shd w:val="clear" w:color="auto" w:fill="F2F2F2"/>
-      </w:pPr>
-      <w:r>
-        <w:rPr>
-          <w:rFonts w:ascii="Consolas" w:eastAsia="Consolas" w:hAnsi="Consolas" w:cs="Consolas"/>
-          <w:sz w:val="18"/>
-          <w:szCs w:val="18"/>
-        </w:rPr>
-        <w:t xml:space="preserve">                            to = to, </w:t>
-      </w:r>
-      <w:proofErr w:type="spellStart"/>
-      <w:proofErr w:type="gramStart"/>
-      <w:r>
-        <w:rPr>
-          <w:rFonts w:ascii="Consolas" w:eastAsia="Consolas" w:hAnsi="Consolas" w:cs="Consolas"/>
-          <w:sz w:val="18"/>
-          <w:szCs w:val="18"/>
-        </w:rPr>
-        <w:t>auto.assign</w:t>
-      </w:r>
-      <w:proofErr w:type="spellEnd"/>
-      <w:proofErr w:type="gramEnd"/>
-      <w:r>
-        <w:rPr>
-          <w:rFonts w:ascii="Consolas" w:eastAsia="Consolas" w:hAnsi="Consolas" w:cs="Consolas"/>
-          <w:sz w:val="18"/>
-          <w:szCs w:val="18"/>
-        </w:rPr>
-        <w:t xml:space="preserve"> = FALSE)</w:t>
-      </w:r>
-    </w:p>
-    <w:p>
-      <w:pPr>
-        <w:shd w:val="clear" w:color="auto" w:fill="F2F2F2"/>
-      </w:pPr>
-      <w:r>
-        <w:rPr>
-          <w:rFonts w:ascii="Consolas" w:eastAsia="Consolas" w:hAnsi="Consolas" w:cs="Consolas"/>
-          <w:sz w:val="18"/>
-          <w:szCs w:val="18"/>
-        </w:rPr>
-        <w:t xml:space="preserve">    </w:t>
-      </w:r>
-      <w:proofErr w:type="spellStart"/>
-      <w:r>
-        <w:rPr>
-          <w:rFonts w:ascii="Consolas" w:eastAsia="Consolas" w:hAnsi="Consolas" w:cs="Consolas"/>
-          <w:sz w:val="18"/>
-          <w:szCs w:val="18"/>
-        </w:rPr>
-        <w:t>stock_</w:t>
-      </w:r>
-      <w:proofErr w:type="gramStart"/>
-      <w:r>
-        <w:rPr>
-          <w:rFonts w:ascii="Consolas" w:eastAsia="Consolas" w:hAnsi="Consolas" w:cs="Consolas"/>
-          <w:sz w:val="18"/>
-          <w:szCs w:val="18"/>
-        </w:rPr>
-        <w:t>df</w:t>
-      </w:r>
-      <w:proofErr w:type="spellEnd"/>
-      <w:r>
-        <w:rPr>
-          <w:rFonts w:ascii="Consolas" w:eastAsia="Consolas" w:hAnsi="Consolas" w:cs="Consolas"/>
-          <w:sz w:val="18"/>
-          <w:szCs w:val="18"/>
-        </w:rPr>
-        <w:t xml:space="preserve">  &lt;</w:t>
-      </w:r>
-      <w:proofErr w:type="gramEnd"/>
-      <w:r>
-        <w:rPr>
-          <w:rFonts w:ascii="Consolas" w:eastAsia="Consolas" w:hAnsi="Consolas" w:cs="Consolas"/>
-          <w:sz w:val="18"/>
-          <w:szCs w:val="18"/>
-        </w:rPr>
-        <w:t xml:space="preserve">- </w:t>
-      </w:r>
-      <w:proofErr w:type="spellStart"/>
-      <w:proofErr w:type="gramStart"/>
-      <w:r>
-        <w:rPr>
-          <w:rFonts w:ascii="Consolas" w:eastAsia="Consolas" w:hAnsi="Consolas" w:cs="Consolas"/>
-          <w:sz w:val="18"/>
-          <w:szCs w:val="18"/>
-        </w:rPr>
-        <w:t>data.frame</w:t>
-      </w:r>
-      <w:proofErr w:type="spellEnd"/>
-      <w:proofErr w:type="gramEnd"/>
-      <w:r>
-        <w:rPr>
-          <w:rFonts w:ascii="Consolas" w:eastAsia="Consolas" w:hAnsi="Consolas" w:cs="Consolas"/>
-          <w:sz w:val="18"/>
-          <w:szCs w:val="18"/>
-        </w:rPr>
-        <w:t>(Date = index(</w:t>
-      </w:r>
-      <w:proofErr w:type="spellStart"/>
-      <w:r>
-        <w:rPr>
-          <w:rFonts w:ascii="Consolas" w:eastAsia="Consolas" w:hAnsi="Consolas" w:cs="Consolas"/>
-          <w:sz w:val="18"/>
-          <w:szCs w:val="18"/>
-        </w:rPr>
-        <w:t>stock_xts</w:t>
-      </w:r>
-      <w:proofErr w:type="spellEnd"/>
-      <w:r>
-        <w:rPr>
-          <w:rFonts w:ascii="Consolas" w:eastAsia="Consolas" w:hAnsi="Consolas" w:cs="Consolas"/>
-          <w:sz w:val="18"/>
-          <w:szCs w:val="18"/>
-        </w:rPr>
-        <w:t xml:space="preserve">), </w:t>
-      </w:r>
-      <w:proofErr w:type="spellStart"/>
-      <w:r>
-        <w:rPr>
-          <w:rFonts w:ascii="Consolas" w:eastAsia="Consolas" w:hAnsi="Consolas" w:cs="Consolas"/>
-          <w:sz w:val="18"/>
-          <w:szCs w:val="18"/>
-        </w:rPr>
-        <w:t>coredata</w:t>
-      </w:r>
-      <w:proofErr w:type="spellEnd"/>
-      <w:r>
-        <w:rPr>
-          <w:rFonts w:ascii="Consolas" w:eastAsia="Consolas" w:hAnsi="Consolas" w:cs="Consolas"/>
-          <w:sz w:val="18"/>
-          <w:szCs w:val="18"/>
-        </w:rPr>
-        <w:t>(</w:t>
-      </w:r>
-      <w:proofErr w:type="spellStart"/>
-      <w:r>
-        <w:rPr>
-          <w:rFonts w:ascii="Consolas" w:eastAsia="Consolas" w:hAnsi="Consolas" w:cs="Consolas"/>
-          <w:sz w:val="18"/>
-          <w:szCs w:val="18"/>
-        </w:rPr>
-        <w:t>stock_xts</w:t>
-      </w:r>
-      <w:proofErr w:type="spellEnd"/>
-      <w:r>
-        <w:rPr>
-          <w:rFonts w:ascii="Consolas" w:eastAsia="Consolas" w:hAnsi="Consolas" w:cs="Consolas"/>
-          <w:sz w:val="18"/>
-          <w:szCs w:val="18"/>
-        </w:rPr>
-        <w:t>))</w:t>
-      </w:r>
-    </w:p>
-    <w:p>
-      <w:pPr>
-        <w:shd w:val="clear" w:color="auto" w:fill="F2F2F2"/>
-      </w:pPr>
-      <w:r>
-        <w:rPr>
-          <w:rFonts w:ascii="Consolas" w:eastAsia="Consolas" w:hAnsi="Consolas" w:cs="Consolas"/>
-          <w:sz w:val="18"/>
-          <w:szCs w:val="18"/>
-        </w:rPr>
-        <w:t xml:space="preserve">    </w:t>
-      </w:r>
-      <w:proofErr w:type="spellStart"/>
-      <w:r>
-        <w:rPr>
-          <w:rFonts w:ascii="Consolas" w:eastAsia="Consolas" w:hAnsi="Consolas" w:cs="Consolas"/>
-          <w:sz w:val="18"/>
-          <w:szCs w:val="18"/>
-        </w:rPr>
-        <w:t>stock_</w:t>
-      </w:r>
-      <w:proofErr w:type="gramStart"/>
-      <w:r>
-        <w:rPr>
-          <w:rFonts w:ascii="Consolas" w:eastAsia="Consolas" w:hAnsi="Consolas" w:cs="Consolas"/>
-          <w:sz w:val="18"/>
-          <w:szCs w:val="18"/>
-        </w:rPr>
-        <w:t>list</w:t>
-      </w:r>
-      <w:proofErr w:type="spellEnd"/>
-      <w:r>
-        <w:rPr>
-          <w:rFonts w:ascii="Consolas" w:eastAsia="Consolas" w:hAnsi="Consolas" w:cs="Consolas"/>
-          <w:sz w:val="18"/>
-          <w:szCs w:val="18"/>
-        </w:rPr>
-        <w:t>[[</w:t>
-      </w:r>
-      <w:proofErr w:type="spellStart"/>
-      <w:r>
-        <w:rPr>
-          <w:rFonts w:ascii="Consolas" w:eastAsia="Consolas" w:hAnsi="Consolas" w:cs="Consolas"/>
-          <w:sz w:val="18"/>
-          <w:szCs w:val="18"/>
-        </w:rPr>
-        <w:t>sym</w:t>
-      </w:r>
-      <w:proofErr w:type="spellEnd"/>
-      <w:r>
-        <w:rPr>
-          <w:rFonts w:ascii="Consolas" w:eastAsia="Consolas" w:hAnsi="Consolas" w:cs="Consolas"/>
-          <w:sz w:val="18"/>
-          <w:szCs w:val="18"/>
-        </w:rPr>
-        <w:t>]]</w:t>
-      </w:r>
-      <w:proofErr w:type="gramEnd"/>
-      <w:r>
-        <w:rPr>
-          <w:rFonts w:ascii="Consolas" w:eastAsia="Consolas" w:hAnsi="Consolas" w:cs="Consolas"/>
-          <w:sz w:val="18"/>
-          <w:szCs w:val="18"/>
-        </w:rPr>
-        <w:t xml:space="preserve"> &lt;- </w:t>
-      </w:r>
-      <w:proofErr w:type="spellStart"/>
-      <w:r>
-        <w:rPr>
-          <w:rFonts w:ascii="Consolas" w:eastAsia="Consolas" w:hAnsi="Consolas" w:cs="Consolas"/>
-          <w:sz w:val="18"/>
-          <w:szCs w:val="18"/>
-        </w:rPr>
-        <w:t>stock_df</w:t>
-      </w:r>
-      <w:proofErr w:type="spellEnd"/>
-    </w:p>
-    <w:p>
-      <w:pPr>
-        <w:shd w:val="clear" w:color="auto" w:fill="F2F2F2"/>
-      </w:pPr>
-      <w:r>
-        <w:rPr>
-          <w:rFonts w:ascii="Consolas" w:eastAsia="Consolas" w:hAnsi="Consolas" w:cs="Consolas"/>
-          <w:sz w:val="18"/>
-          <w:szCs w:val="18"/>
-        </w:rPr>
-        <w:t xml:space="preserve">  }</w:t>
-      </w:r>
-    </w:p>
-    <w:p>
-      <w:pPr>
-        <w:shd w:val="clear" w:color="auto" w:fill="F2F2F2"/>
-      </w:pPr>
-      <w:r>
-        <w:rPr>
-          <w:rFonts w:ascii="Consolas" w:eastAsia="Consolas" w:hAnsi="Consolas" w:cs="Consolas"/>
-          <w:sz w:val="18"/>
-          <w:szCs w:val="18"/>
-        </w:rPr>
-        <w:t xml:space="preserve">  return(</w:t>
-      </w:r>
-      <w:proofErr w:type="spellStart"/>
-      <w:r>
-        <w:rPr>
-          <w:rFonts w:ascii="Consolas" w:eastAsia="Consolas" w:hAnsi="Consolas" w:cs="Consolas"/>
-          <w:sz w:val="18"/>
-          <w:szCs w:val="18"/>
-        </w:rPr>
-        <w:t>stock_list</w:t>
-      </w:r>
-      <w:proofErr w:type="spellEnd"/>
-      <w:r>
-        <w:rPr>
-          <w:rFonts w:ascii="Consolas" w:eastAsia="Consolas" w:hAnsi="Consolas" w:cs="Consolas"/>
-          <w:sz w:val="18"/>
-          <w:szCs w:val="18"/>
-        </w:rPr>
-        <w:t>)</w:t>
-      </w:r>
-    </w:p>
-    <w:p>
-      <w:pPr>
-        <w:shd w:val="clear" w:color="auto" w:fill="F2F2F2"/>
-      </w:pPr>
-      <w:r>
-        <w:rPr>
-          <w:rFonts w:ascii="Consolas" w:eastAsia="Consolas" w:hAnsi="Consolas" w:cs="Consolas"/>
-          <w:sz w:val="18"/>
-          <w:szCs w:val="18"/>
-        </w:rPr>
         <w:t>}</w:t>
       </w:r>
     </w:p>
@@ -2770,15 +1964,7 @@
         <w:spacing w:after="140" w:line="276" w:lineRule="auto"/>
       </w:pPr>
       <w:r>
-        <w:t xml:space="preserve">(Shortened version. The full function with error handling is in </w:t>
-      </w:r>
-      <w:proofErr w:type="spellStart"/>
-      <w:r>
-        <w:t>technical_analysis.R</w:t>
-      </w:r>
-      <w:proofErr w:type="spellEnd"/>
-      <w:r>
-        <w:t>.)</w:t>
+        <w:t>(Shortened version. The full function with error handling is in technical_analysis.R.)</w:t>
       </w:r>
     </w:p>
     <w:p>
@@ -2793,6 +1979,9 @@
         <w:jc w:val="center"/>
       </w:pPr>
       <w:r>
+        <w:rPr>
+          <w:noProof/>
+        </w:rPr>
         <w:drawing>
           <wp:inline distT="0" distB="0" distL="0" distR="0" wp14:anchorId="12005AA6" wp14:editId="61F78669">
             <wp:extent cx="5943600" cy="3414395"/>
@@ -2857,6 +2046,9 @@
         <w:jc w:val="center"/>
       </w:pPr>
       <w:r>
+        <w:rPr>
+          <w:noProof/>
+        </w:rPr>
         <w:lastRenderedPageBreak/>
         <w:drawing>
           <wp:inline distT="0" distB="0" distL="0" distR="0" wp14:anchorId="7757F271" wp14:editId="7205A652">
@@ -2923,44 +2115,7 @@
         <w:spacing w:after="140" w:line="276" w:lineRule="auto"/>
       </w:pPr>
       <w:r>
-        <w:t xml:space="preserve">The function </w:t>
-      </w:r>
-      <w:proofErr w:type="spellStart"/>
-      <w:proofErr w:type="gramStart"/>
-      <w:r>
-        <w:t>calculate</w:t>
-      </w:r>
-      <w:proofErr w:type="gramEnd"/>
-      <w:r>
-        <w:t>_</w:t>
-      </w:r>
-      <w:proofErr w:type="gramStart"/>
-      <w:r>
-        <w:t>statistics</w:t>
-      </w:r>
-      <w:proofErr w:type="spellEnd"/>
-      <w:r>
-        <w:t>(</w:t>
-      </w:r>
-      <w:proofErr w:type="gramEnd"/>
-      <w:r>
-        <w:t xml:space="preserve">) takes one stock data frame and calculates the statistics on the closing price. The function </w:t>
-      </w:r>
-      <w:proofErr w:type="spellStart"/>
-      <w:r>
-        <w:t>calculate_all_</w:t>
-      </w:r>
-      <w:proofErr w:type="gramStart"/>
-      <w:r>
-        <w:t>statistics</w:t>
-      </w:r>
-      <w:proofErr w:type="spellEnd"/>
-      <w:r>
-        <w:t>(</w:t>
-      </w:r>
-      <w:proofErr w:type="gramEnd"/>
-      <w:r>
-        <w:t>) runs it for every stock and puts the results in one data frame, with one row per stock.</w:t>
+        <w:t>The function calculate_statistics() takes one stock data frame and calculates the statistics on the closing price. The function calculate_all_statistics() runs it for every stock and puts the results in one data frame, with one row per stock.</w:t>
       </w:r>
     </w:p>
     <w:tbl>
@@ -2985,12 +2140,6 @@
         <w:gridCol w:w="6760"/>
       </w:tblGrid>
       <w:tr>
-        <w:tblPrEx>
-          <w:tblCellMar>
-            <w:top w:w="0" w:type="dxa"/>
-            <w:bottom w:w="0" w:type="dxa"/>
-          </w:tblCellMar>
-        </w:tblPrEx>
         <w:tc>
           <w:tcPr>
             <w:tcW w:w="2600" w:type="dxa"/>
@@ -3039,12 +2188,6 @@
         </w:tc>
       </w:tr>
       <w:tr>
-        <w:tblPrEx>
-          <w:tblCellMar>
-            <w:top w:w="0" w:type="dxa"/>
-            <w:bottom w:w="0" w:type="dxa"/>
-          </w:tblCellMar>
-        </w:tblPrEx>
         <w:tc>
           <w:tcPr>
             <w:tcW w:w="2600" w:type="dxa"/>
@@ -3081,34 +2224,12 @@
                 <w:sz w:val="20"/>
                 <w:szCs w:val="20"/>
               </w:rPr>
-              <w:t xml:space="preserve">20-day simple moving average using </w:t>
-            </w:r>
-            <w:proofErr w:type="gramStart"/>
-            <w:r>
-              <w:rPr>
-                <w:sz w:val="20"/>
-                <w:szCs w:val="20"/>
-              </w:rPr>
-              <w:t>SMA(</w:t>
-            </w:r>
-            <w:proofErr w:type="gramEnd"/>
-            <w:r>
-              <w:rPr>
-                <w:sz w:val="20"/>
-                <w:szCs w:val="20"/>
-              </w:rPr>
-              <w:t>) from TTR. The latest value is shown in the table.</w:t>
+              <w:t>20-day simple moving average using SMA() from TTR. The latest value is shown in the table.</w:t>
             </w:r>
           </w:p>
         </w:tc>
       </w:tr>
       <w:tr>
-        <w:tblPrEx>
-          <w:tblCellMar>
-            <w:top w:w="0" w:type="dxa"/>
-            <w:bottom w:w="0" w:type="dxa"/>
-          </w:tblCellMar>
-        </w:tblPrEx>
         <w:tc>
           <w:tcPr>
             <w:tcW w:w="2600" w:type="dxa"/>
@@ -3140,32 +2261,17 @@
             </w:tcMar>
           </w:tcPr>
           <w:p>
-            <w:proofErr w:type="gramStart"/>
             <w:r>
               <w:rPr>
                 <w:sz w:val="20"/>
                 <w:szCs w:val="20"/>
               </w:rPr>
-              <w:t>mean(</w:t>
-            </w:r>
-            <w:proofErr w:type="gramEnd"/>
-            <w:r>
-              <w:rPr>
-                <w:sz w:val="20"/>
-                <w:szCs w:val="20"/>
-              </w:rPr>
-              <w:t>) of the closing prices</w:t>
+              <w:t>mean() of the closing prices</w:t>
             </w:r>
           </w:p>
         </w:tc>
       </w:tr>
       <w:tr>
-        <w:tblPrEx>
-          <w:tblCellMar>
-            <w:top w:w="0" w:type="dxa"/>
-            <w:bottom w:w="0" w:type="dxa"/>
-          </w:tblCellMar>
-        </w:tblPrEx>
         <w:tc>
           <w:tcPr>
             <w:tcW w:w="2600" w:type="dxa"/>
@@ -3197,32 +2303,17 @@
             </w:tcMar>
           </w:tcPr>
           <w:p>
-            <w:proofErr w:type="gramStart"/>
             <w:r>
               <w:rPr>
                 <w:sz w:val="20"/>
                 <w:szCs w:val="20"/>
               </w:rPr>
-              <w:t>median(</w:t>
-            </w:r>
-            <w:proofErr w:type="gramEnd"/>
-            <w:r>
-              <w:rPr>
-                <w:sz w:val="20"/>
-                <w:szCs w:val="20"/>
-              </w:rPr>
-              <w:t>) of the closing prices</w:t>
+              <w:t>median() of the closing prices</w:t>
             </w:r>
           </w:p>
         </w:tc>
       </w:tr>
       <w:tr>
-        <w:tblPrEx>
-          <w:tblCellMar>
-            <w:top w:w="0" w:type="dxa"/>
-            <w:bottom w:w="0" w:type="dxa"/>
-          </w:tblCellMar>
-        </w:tblPrEx>
         <w:tc>
           <w:tcPr>
             <w:tcW w:w="2600" w:type="dxa"/>
@@ -3259,50 +2350,12 @@
                 <w:sz w:val="20"/>
                 <w:szCs w:val="20"/>
               </w:rPr>
-              <w:t xml:space="preserve">Custom </w:t>
-            </w:r>
-            <w:proofErr w:type="spellStart"/>
-            <w:r>
-              <w:rPr>
-                <w:sz w:val="20"/>
-                <w:szCs w:val="20"/>
-              </w:rPr>
-              <w:t>get_</w:t>
-            </w:r>
-            <w:proofErr w:type="gramStart"/>
-            <w:r>
-              <w:rPr>
-                <w:sz w:val="20"/>
-                <w:szCs w:val="20"/>
-              </w:rPr>
-              <w:t>mode</w:t>
-            </w:r>
-            <w:proofErr w:type="spellEnd"/>
-            <w:r>
-              <w:rPr>
-                <w:sz w:val="20"/>
-                <w:szCs w:val="20"/>
-              </w:rPr>
-              <w:t>(</w:t>
-            </w:r>
-            <w:proofErr w:type="gramEnd"/>
-            <w:r>
-              <w:rPr>
-                <w:sz w:val="20"/>
-                <w:szCs w:val="20"/>
-              </w:rPr>
-              <w:t>) function (explained below)</w:t>
+              <w:t>Custom get_mode() function (explained below)</w:t>
             </w:r>
           </w:p>
         </w:tc>
       </w:tr>
       <w:tr>
-        <w:tblPrEx>
-          <w:tblCellMar>
-            <w:top w:w="0" w:type="dxa"/>
-            <w:bottom w:w="0" w:type="dxa"/>
-          </w:tblCellMar>
-        </w:tblPrEx>
         <w:tc>
           <w:tcPr>
             <w:tcW w:w="2600" w:type="dxa"/>
@@ -3334,30 +2387,12 @@
             </w:tcMar>
           </w:tcPr>
           <w:p>
-            <w:proofErr w:type="spellStart"/>
-            <w:proofErr w:type="gramStart"/>
             <w:r>
               <w:rPr>
                 <w:sz w:val="20"/>
                 <w:szCs w:val="20"/>
               </w:rPr>
-              <w:t>sd</w:t>
-            </w:r>
-            <w:proofErr w:type="spellEnd"/>
-            <w:r>
-              <w:rPr>
-                <w:sz w:val="20"/>
-                <w:szCs w:val="20"/>
-              </w:rPr>
-              <w:t>(</w:t>
-            </w:r>
-            <w:proofErr w:type="gramEnd"/>
-            <w:r>
-              <w:rPr>
-                <w:sz w:val="20"/>
-                <w:szCs w:val="20"/>
-              </w:rPr>
-              <w:t>) of the closing prices, which shows how much the price moved around</w:t>
+              <w:t>sd() of the closing prices, which shows how much the price moved around</w:t>
             </w:r>
           </w:p>
         </w:tc>
@@ -3373,57 +2408,47 @@
         <w:spacing w:after="140" w:line="276" w:lineRule="auto"/>
       </w:pPr>
       <w:r>
-        <w:t xml:space="preserve">Base R does not have a function for mode, so I wrote </w:t>
-      </w:r>
-      <w:proofErr w:type="spellStart"/>
-      <w:r>
-        <w:t>get_</w:t>
-      </w:r>
-      <w:proofErr w:type="gramStart"/>
-      <w:r>
-        <w:t>mode</w:t>
-      </w:r>
-      <w:proofErr w:type="spellEnd"/>
-      <w:r>
-        <w:t>(</w:t>
-      </w:r>
-      <w:proofErr w:type="gramEnd"/>
-      <w:r>
-        <w:t>). Stock prices almost never repeat exactly because they have cents (for example 231.47), so I rounded the prices to the nearest dollar first and then found the price level that appeared the most times.</w:t>
+        <w:t>Base R does not have a function for mode, so I wrote get_mode(). Stock prices almost never repeat exactly because they have cents (for example 231.47), so I rounded the prices to the nearest dollar first and then found the price level that appeared the most times.</w:t>
       </w:r>
     </w:p>
     <w:p>
       <w:pPr>
         <w:shd w:val="clear" w:color="auto" w:fill="F2F2F2"/>
       </w:pPr>
-      <w:proofErr w:type="spellStart"/>
       <w:r>
         <w:rPr>
           <w:rFonts w:ascii="Consolas" w:eastAsia="Consolas" w:hAnsi="Consolas" w:cs="Consolas"/>
           <w:sz w:val="18"/>
           <w:szCs w:val="18"/>
         </w:rPr>
-        <w:t>get_mode</w:t>
-      </w:r>
-      <w:proofErr w:type="spellEnd"/>
+        <w:t>get_mode &lt;- function(x) {</w:t>
+      </w:r>
+    </w:p>
+    <w:p>
+      <w:pPr>
+        <w:shd w:val="clear" w:color="auto" w:fill="F2F2F2"/>
+      </w:pPr>
       <w:r>
         <w:rPr>
           <w:rFonts w:ascii="Consolas" w:eastAsia="Consolas" w:hAnsi="Consolas" w:cs="Consolas"/>
           <w:sz w:val="18"/>
           <w:szCs w:val="18"/>
         </w:rPr>
-        <w:t xml:space="preserve"> &lt;- function(</w:t>
-      </w:r>
-      <w:proofErr w:type="gramStart"/>
+        <w:t xml:space="preserve">  x_rounded &lt;- round(x, 0)</w:t>
+      </w:r>
+    </w:p>
+    <w:p>
+      <w:pPr>
+        <w:shd w:val="clear" w:color="auto" w:fill="F2F2F2"/>
+      </w:pPr>
       <w:r>
         <w:rPr>
           <w:rFonts w:ascii="Consolas" w:eastAsia="Consolas" w:hAnsi="Consolas" w:cs="Consolas"/>
           <w:sz w:val="18"/>
           <w:szCs w:val="18"/>
         </w:rPr>
-        <w:t>x) {</w:t>
-      </w:r>
-      <w:proofErr w:type="gramEnd"/>
+        <w:t xml:space="preserve">  counts    &lt;- table(x_rounded)</w:t>
+      </w:r>
     </w:p>
     <w:p>
       <w:pPr>
@@ -3435,137 +2460,19 @@
           <w:sz w:val="18"/>
           <w:szCs w:val="18"/>
         </w:rPr>
-        <w:t xml:space="preserve">  </w:t>
-      </w:r>
-      <w:proofErr w:type="spellStart"/>
+        <w:t xml:space="preserve">  as.numeric(names(counts)[which.max(counts)])</w:t>
+      </w:r>
+    </w:p>
+    <w:p>
+      <w:pPr>
+        <w:shd w:val="clear" w:color="auto" w:fill="F2F2F2"/>
+      </w:pPr>
       <w:r>
         <w:rPr>
           <w:rFonts w:ascii="Consolas" w:eastAsia="Consolas" w:hAnsi="Consolas" w:cs="Consolas"/>
           <w:sz w:val="18"/>
           <w:szCs w:val="18"/>
         </w:rPr>
-        <w:t>x_rounded</w:t>
-      </w:r>
-      <w:proofErr w:type="spellEnd"/>
-      <w:r>
-        <w:rPr>
-          <w:rFonts w:ascii="Consolas" w:eastAsia="Consolas" w:hAnsi="Consolas" w:cs="Consolas"/>
-          <w:sz w:val="18"/>
-          <w:szCs w:val="18"/>
-        </w:rPr>
-        <w:t xml:space="preserve"> &lt;- </w:t>
-      </w:r>
-      <w:proofErr w:type="gramStart"/>
-      <w:r>
-        <w:rPr>
-          <w:rFonts w:ascii="Consolas" w:eastAsia="Consolas" w:hAnsi="Consolas" w:cs="Consolas"/>
-          <w:sz w:val="18"/>
-          <w:szCs w:val="18"/>
-        </w:rPr>
-        <w:t>round(</w:t>
-      </w:r>
-      <w:proofErr w:type="gramEnd"/>
-      <w:r>
-        <w:rPr>
-          <w:rFonts w:ascii="Consolas" w:eastAsia="Consolas" w:hAnsi="Consolas" w:cs="Consolas"/>
-          <w:sz w:val="18"/>
-          <w:szCs w:val="18"/>
-        </w:rPr>
-        <w:t>x, 0)</w:t>
-      </w:r>
-    </w:p>
-    <w:p>
-      <w:pPr>
-        <w:shd w:val="clear" w:color="auto" w:fill="F2F2F2"/>
-      </w:pPr>
-      <w:r>
-        <w:rPr>
-          <w:rFonts w:ascii="Consolas" w:eastAsia="Consolas" w:hAnsi="Consolas" w:cs="Consolas"/>
-          <w:sz w:val="18"/>
-          <w:szCs w:val="18"/>
-        </w:rPr>
-        <w:t xml:space="preserve">  counts    &lt;- table(</w:t>
-      </w:r>
-      <w:proofErr w:type="spellStart"/>
-      <w:r>
-        <w:rPr>
-          <w:rFonts w:ascii="Consolas" w:eastAsia="Consolas" w:hAnsi="Consolas" w:cs="Consolas"/>
-          <w:sz w:val="18"/>
-          <w:szCs w:val="18"/>
-        </w:rPr>
-        <w:t>x_rounded</w:t>
-      </w:r>
-      <w:proofErr w:type="spellEnd"/>
-      <w:r>
-        <w:rPr>
-          <w:rFonts w:ascii="Consolas" w:eastAsia="Consolas" w:hAnsi="Consolas" w:cs="Consolas"/>
-          <w:sz w:val="18"/>
-          <w:szCs w:val="18"/>
-        </w:rPr>
-        <w:t>)</w:t>
-      </w:r>
-    </w:p>
-    <w:p>
-      <w:pPr>
-        <w:shd w:val="clear" w:color="auto" w:fill="F2F2F2"/>
-      </w:pPr>
-      <w:r>
-        <w:rPr>
-          <w:rFonts w:ascii="Consolas" w:eastAsia="Consolas" w:hAnsi="Consolas" w:cs="Consolas"/>
-          <w:sz w:val="18"/>
-          <w:szCs w:val="18"/>
-        </w:rPr>
-        <w:t xml:space="preserve">  </w:t>
-      </w:r>
-      <w:proofErr w:type="spellStart"/>
-      <w:proofErr w:type="gramStart"/>
-      <w:r>
-        <w:rPr>
-          <w:rFonts w:ascii="Consolas" w:eastAsia="Consolas" w:hAnsi="Consolas" w:cs="Consolas"/>
-          <w:sz w:val="18"/>
-          <w:szCs w:val="18"/>
-        </w:rPr>
-        <w:t>as.numeric</w:t>
-      </w:r>
-      <w:proofErr w:type="spellEnd"/>
-      <w:proofErr w:type="gramEnd"/>
-      <w:r>
-        <w:rPr>
-          <w:rFonts w:ascii="Consolas" w:eastAsia="Consolas" w:hAnsi="Consolas" w:cs="Consolas"/>
-          <w:sz w:val="18"/>
-          <w:szCs w:val="18"/>
-        </w:rPr>
-        <w:t>(names(counts)[</w:t>
-      </w:r>
-      <w:proofErr w:type="spellStart"/>
-      <w:r>
-        <w:rPr>
-          <w:rFonts w:ascii="Consolas" w:eastAsia="Consolas" w:hAnsi="Consolas" w:cs="Consolas"/>
-          <w:sz w:val="18"/>
-          <w:szCs w:val="18"/>
-        </w:rPr>
-        <w:t>which.max</w:t>
-      </w:r>
-      <w:proofErr w:type="spellEnd"/>
-      <w:r>
-        <w:rPr>
-          <w:rFonts w:ascii="Consolas" w:eastAsia="Consolas" w:hAnsi="Consolas" w:cs="Consolas"/>
-          <w:sz w:val="18"/>
-          <w:szCs w:val="18"/>
-        </w:rPr>
-        <w:t>(counts)])</w:t>
-      </w:r>
-    </w:p>
-    <w:p>
-      <w:pPr>
-        <w:shd w:val="clear" w:color="auto" w:fill="F2F2F2"/>
-      </w:pPr>
-      <w:r>
-        <w:rPr>
-          <w:rFonts w:ascii="Consolas" w:eastAsia="Consolas" w:hAnsi="Consolas" w:cs="Consolas"/>
-          <w:sz w:val="18"/>
-          <w:szCs w:val="18"/>
-        </w:rPr>
         <w:t>}</w:t>
       </w:r>
     </w:p>
@@ -3579,46 +2486,7 @@
         <w:spacing w:after="140" w:line="276" w:lineRule="auto"/>
       </w:pPr>
       <w:r>
-        <w:t xml:space="preserve">To check the function, I calculated the </w:t>
-      </w:r>
-      <w:proofErr w:type="gramStart"/>
-      <w:r>
-        <w:t>mean</w:t>
-      </w:r>
-      <w:proofErr w:type="gramEnd"/>
-      <w:r>
-        <w:t xml:space="preserve"> and standard deviation for AAPL directly in the Console with </w:t>
-      </w:r>
-      <w:proofErr w:type="gramStart"/>
-      <w:r>
-        <w:t>mean(</w:t>
-      </w:r>
-      <w:proofErr w:type="spellStart"/>
-      <w:proofErr w:type="gramEnd"/>
-      <w:r>
-        <w:t>AAPL_df$Close</w:t>
-      </w:r>
-      <w:proofErr w:type="spellEnd"/>
-      <w:r>
-        <w:t xml:space="preserve">) and </w:t>
-      </w:r>
-      <w:proofErr w:type="spellStart"/>
-      <w:proofErr w:type="gramStart"/>
-      <w:r>
-        <w:t>sd</w:t>
-      </w:r>
-      <w:proofErr w:type="spellEnd"/>
-      <w:r>
-        <w:t>(</w:t>
-      </w:r>
-      <w:proofErr w:type="spellStart"/>
-      <w:proofErr w:type="gramEnd"/>
-      <w:r>
-        <w:t>AAPL_df$Close</w:t>
-      </w:r>
-      <w:proofErr w:type="spellEnd"/>
-      <w:r>
-        <w:t>) and compared them to the statistics table.</w:t>
+        <w:t>To check the function, I calculated the mean and standard deviation for AAPL directly in the Console with mean(AAPL_df$Close) and sd(AAPL_df$Close) and compared them to the statistics table.</w:t>
       </w:r>
     </w:p>
     <w:p>
@@ -3633,6 +2501,9 @@
         <w:jc w:val="center"/>
       </w:pPr>
       <w:r>
+        <w:rPr>
+          <w:noProof/>
+        </w:rPr>
         <w:lastRenderedPageBreak/>
         <w:drawing>
           <wp:inline distT="0" distB="0" distL="0" distR="0" wp14:anchorId="06B2C275" wp14:editId="28F6F343">
@@ -3698,6 +2569,9 @@
         <w:jc w:val="center"/>
       </w:pPr>
       <w:r>
+        <w:rPr>
+          <w:noProof/>
+        </w:rPr>
         <w:drawing>
           <wp:inline distT="0" distB="0" distL="0" distR="0" wp14:anchorId="57FE0D4C" wp14:editId="66DFF65E">
             <wp:extent cx="5616427" cy="2834886"/>
@@ -3747,27 +2621,7 @@
           <w:sz w:val="20"/>
           <w:szCs w:val="20"/>
         </w:rPr>
-        <w:t xml:space="preserve">Figure 20: Checking AAPL </w:t>
-      </w:r>
-      <w:proofErr w:type="gramStart"/>
-      <w:r>
-        <w:rPr>
-          <w:i/>
-          <w:iCs/>
-          <w:sz w:val="20"/>
-          <w:szCs w:val="20"/>
-        </w:rPr>
-        <w:t>mean</w:t>
-      </w:r>
-      <w:proofErr w:type="gramEnd"/>
-      <w:r>
-        <w:rPr>
-          <w:i/>
-          <w:iCs/>
-          <w:sz w:val="20"/>
-          <w:szCs w:val="20"/>
-        </w:rPr>
-        <w:t xml:space="preserve"> and standard deviation in the Console</w:t>
+        <w:t>Figure 20: Checking AAPL mean and standard deviation in the Console</w:t>
       </w:r>
     </w:p>
     <w:p>
@@ -3795,21 +2649,8 @@
         </w:numPr>
         <w:spacing w:after="60"/>
       </w:pPr>
-      <w:proofErr w:type="spellStart"/>
-      <w:r>
-        <w:t>display_stock_</w:t>
-      </w:r>
-      <w:proofErr w:type="gramStart"/>
-      <w:r>
-        <w:t>data</w:t>
-      </w:r>
-      <w:proofErr w:type="spellEnd"/>
-      <w:r>
-        <w:t>(</w:t>
-      </w:r>
-      <w:proofErr w:type="gramEnd"/>
-      <w:r>
-        <w:t>): prints the date range, the number of trading days, and the first and last 5 rows of each stock.</w:t>
+      <w:r>
+        <w:t>display_stock_data(): prints the date range, the number of trading days, and the first and last 5 rows of each stock.</w:t>
       </w:r>
     </w:p>
     <w:p>
@@ -3821,21 +2662,8 @@
         </w:numPr>
         <w:spacing w:after="60"/>
       </w:pPr>
-      <w:proofErr w:type="spellStart"/>
-      <w:r>
-        <w:t>display_</w:t>
-      </w:r>
-      <w:proofErr w:type="gramStart"/>
-      <w:r>
-        <w:t>statistics</w:t>
-      </w:r>
-      <w:proofErr w:type="spellEnd"/>
-      <w:r>
-        <w:t>(</w:t>
-      </w:r>
-      <w:proofErr w:type="gramEnd"/>
-      <w:r>
-        <w:t>): prints the statistics table rounded to 2 decimals.</w:t>
+      <w:r>
+        <w:t>display_statistics(): prints the statistics table rounded to 2 decimals.</w:t>
       </w:r>
     </w:p>
     <w:p>
@@ -3847,21 +2675,8 @@
         </w:numPr>
         <w:spacing w:after="60"/>
       </w:pPr>
-      <w:proofErr w:type="spellStart"/>
-      <w:r>
-        <w:t>plot_price_with_</w:t>
-      </w:r>
-      <w:proofErr w:type="gramStart"/>
-      <w:r>
-        <w:t>ma</w:t>
-      </w:r>
-      <w:proofErr w:type="spellEnd"/>
-      <w:r>
-        <w:t>(</w:t>
-      </w:r>
-      <w:proofErr w:type="gramEnd"/>
-      <w:r>
-        <w:t>): line chart of the closing price with the 20-day and 50-day moving averages and the mean.</w:t>
+      <w:r>
+        <w:t>plot_price_with_ma(): line chart of the closing price with the 20-day and 50-day moving averages and the mean.</w:t>
       </w:r>
     </w:p>
     <w:p>
@@ -3873,29 +2688,8 @@
         </w:numPr>
         <w:spacing w:after="60"/>
       </w:pPr>
-      <w:proofErr w:type="spellStart"/>
-      <w:r>
-        <w:t>plot_</w:t>
-      </w:r>
-      <w:proofErr w:type="gramStart"/>
-      <w:r>
-        <w:t>candlestick</w:t>
-      </w:r>
-      <w:proofErr w:type="spellEnd"/>
-      <w:r>
-        <w:t>(</w:t>
-      </w:r>
-      <w:proofErr w:type="gramEnd"/>
-      <w:r>
-        <w:t xml:space="preserve">): candlestick chart with volume and a 20-day moving average, </w:t>
-      </w:r>
-      <w:proofErr w:type="gramStart"/>
-      <w:r>
-        <w:t>similar to</w:t>
-      </w:r>
-      <w:proofErr w:type="gramEnd"/>
-      <w:r>
-        <w:t xml:space="preserve"> Yahoo Finance.</w:t>
+      <w:r>
+        <w:t>plot_candlestick(): candlestick chart with volume and a 20-day moving average, similar to Yahoo Finance.</w:t>
       </w:r>
     </w:p>
     <w:p>
@@ -3907,21 +2701,8 @@
         </w:numPr>
         <w:spacing w:after="60"/>
       </w:pPr>
-      <w:proofErr w:type="spellStart"/>
-      <w:r>
-        <w:t>plot_</w:t>
-      </w:r>
-      <w:proofErr w:type="gramStart"/>
-      <w:r>
-        <w:t>statistics</w:t>
-      </w:r>
-      <w:proofErr w:type="spellEnd"/>
-      <w:r>
-        <w:t>(</w:t>
-      </w:r>
-      <w:proofErr w:type="gramEnd"/>
-      <w:r>
-        <w:t>): bar chart comparing the mean price of each stock, with standard deviation error bars.</w:t>
+      <w:r>
+        <w:t>plot_statistics(): bar chart comparing the mean price of each stock, with standard deviation error bars.</w:t>
       </w:r>
     </w:p>
     <w:p>
@@ -3936,6 +2717,9 @@
         <w:jc w:val="center"/>
       </w:pPr>
       <w:r>
+        <w:rPr>
+          <w:noProof/>
+        </w:rPr>
         <w:lastRenderedPageBreak/>
         <w:drawing>
           <wp:inline distT="0" distB="0" distL="0" distR="0" wp14:anchorId="4CACE130" wp14:editId="1EE6C876">
@@ -3986,47 +2770,7 @@
           <w:sz w:val="20"/>
           <w:szCs w:val="20"/>
         </w:rPr>
-        <w:t xml:space="preserve">Figure 21: </w:t>
-      </w:r>
-      <w:proofErr w:type="spellStart"/>
-      <w:r>
-        <w:rPr>
-          <w:i/>
-          <w:iCs/>
-          <w:sz w:val="20"/>
-          <w:szCs w:val="20"/>
-        </w:rPr>
-        <w:t>display_stock_</w:t>
-      </w:r>
-      <w:proofErr w:type="gramStart"/>
-      <w:r>
-        <w:rPr>
-          <w:i/>
-          <w:iCs/>
-          <w:sz w:val="20"/>
-          <w:szCs w:val="20"/>
-        </w:rPr>
-        <w:t>data</w:t>
-      </w:r>
-      <w:proofErr w:type="spellEnd"/>
-      <w:r>
-        <w:rPr>
-          <w:i/>
-          <w:iCs/>
-          <w:sz w:val="20"/>
-          <w:szCs w:val="20"/>
-        </w:rPr>
-        <w:t>(</w:t>
-      </w:r>
-      <w:proofErr w:type="gramEnd"/>
-      <w:r>
-        <w:rPr>
-          <w:i/>
-          <w:iCs/>
-          <w:sz w:val="20"/>
-          <w:szCs w:val="20"/>
-        </w:rPr>
-        <w:t>) output for the stocks in the Console</w:t>
+        <w:t>Figure 21: display_stock_data() output for the stocks in the Console</w:t>
       </w:r>
     </w:p>
     <w:p>
@@ -4041,6 +2785,9 @@
         <w:jc w:val="center"/>
       </w:pPr>
       <w:r>
+        <w:rPr>
+          <w:noProof/>
+        </w:rPr>
         <w:lastRenderedPageBreak/>
         <w:drawing>
           <wp:inline distT="0" distB="0" distL="0" distR="0" wp14:anchorId="0282648F" wp14:editId="6503AB03">
@@ -4106,6 +2853,9 @@
         <w:jc w:val="center"/>
       </w:pPr>
       <w:r>
+        <w:rPr>
+          <w:noProof/>
+        </w:rPr>
         <w:lastRenderedPageBreak/>
         <w:drawing>
           <wp:inline distT="0" distB="0" distL="0" distR="0" wp14:anchorId="32D0A25F" wp14:editId="6E44D376">
@@ -4171,6 +2921,9 @@
         <w:jc w:val="center"/>
       </w:pPr>
       <w:r>
+        <w:rPr>
+          <w:noProof/>
+        </w:rPr>
         <w:lastRenderedPageBreak/>
         <w:drawing>
           <wp:inline distT="0" distB="0" distL="0" distR="0" wp14:anchorId="38CFCE1F" wp14:editId="12C3DB9E">
@@ -4245,38 +2998,33 @@
         <w:spacing w:after="140" w:line="276" w:lineRule="auto"/>
       </w:pPr>
       <w:r>
-        <w:t xml:space="preserve">I uploaded my files to the Assignment2 folder in the </w:t>
-      </w:r>
-      <w:proofErr w:type="spellStart"/>
-      <w:r>
-        <w:t>TechnicalAnalysis</w:t>
-      </w:r>
-      <w:proofErr w:type="spellEnd"/>
-      <w:r>
-        <w:t xml:space="preserve"> repository:</w:t>
+        <w:t>I uploaded my files to the Assignment2 folder in the TechnicalAnalysis repository:</w:t>
       </w:r>
     </w:p>
     <w:p>
       <w:pPr>
         <w:shd w:val="clear" w:color="auto" w:fill="F2F2F2"/>
       </w:pPr>
-      <w:proofErr w:type="spellStart"/>
       <w:r>
         <w:rPr>
           <w:rFonts w:ascii="Consolas" w:eastAsia="Consolas" w:hAnsi="Consolas" w:cs="Consolas"/>
           <w:sz w:val="18"/>
           <w:szCs w:val="18"/>
         </w:rPr>
-        <w:t>TechnicalAnalysis</w:t>
-      </w:r>
-      <w:proofErr w:type="spellEnd"/>
+        <w:t>TechnicalAnalysis/</w:t>
+      </w:r>
+    </w:p>
+    <w:p>
+      <w:pPr>
+        <w:shd w:val="clear" w:color="auto" w:fill="F2F2F2"/>
+      </w:pPr>
       <w:r>
         <w:rPr>
           <w:rFonts w:ascii="Consolas" w:eastAsia="Consolas" w:hAnsi="Consolas" w:cs="Consolas"/>
           <w:sz w:val="18"/>
           <w:szCs w:val="18"/>
         </w:rPr>
-        <w:t>/</w:t>
+        <w:t>├── README.md</w:t>
       </w:r>
     </w:p>
     <w:p>
@@ -4289,7 +3037,7 @@
           <w:sz w:val="18"/>
           <w:szCs w:val="18"/>
         </w:rPr>
-        <w:t>├── README.md</w:t>
+        <w:t>└── Assignment2/</w:t>
       </w:r>
     </w:p>
     <w:p>
@@ -4302,7 +3050,7 @@
           <w:sz w:val="18"/>
           <w:szCs w:val="18"/>
         </w:rPr>
-        <w:t>└── Assignment2/</w:t>
+        <w:t xml:space="preserve">    ├── portfolio.txt</w:t>
       </w:r>
     </w:p>
     <w:p>
@@ -4315,7 +3063,7 @@
           <w:sz w:val="18"/>
           <w:szCs w:val="18"/>
         </w:rPr>
-        <w:t xml:space="preserve">    ├── portfolio.txt</w:t>
+        <w:t xml:space="preserve">    ├── technical_analysis.R</w:t>
       </w:r>
     </w:p>
     <w:p>
@@ -4328,51 +3076,8 @@
           <w:sz w:val="18"/>
           <w:szCs w:val="18"/>
         </w:rPr>
-        <w:t xml:space="preserve">    ├── </w:t>
-      </w:r>
-      <w:proofErr w:type="spellStart"/>
-      <w:r>
-        <w:rPr>
-          <w:rFonts w:ascii="Consolas" w:eastAsia="Consolas" w:hAnsi="Consolas" w:cs="Consolas"/>
-          <w:sz w:val="18"/>
-          <w:szCs w:val="18"/>
-        </w:rPr>
-        <w:t>technical_</w:t>
-      </w:r>
-      <w:proofErr w:type="gramStart"/>
-      <w:r>
-        <w:rPr>
-          <w:rFonts w:ascii="Consolas" w:eastAsia="Consolas" w:hAnsi="Consolas" w:cs="Consolas"/>
-          <w:sz w:val="18"/>
-          <w:szCs w:val="18"/>
-        </w:rPr>
-        <w:t>analysis.R</w:t>
-      </w:r>
-      <w:proofErr w:type="spellEnd"/>
-      <w:proofErr w:type="gramEnd"/>
-    </w:p>
-    <w:p>
-      <w:pPr>
-        <w:shd w:val="clear" w:color="auto" w:fill="F2F2F2"/>
-      </w:pPr>
-      <w:r>
-        <w:rPr>
-          <w:rFonts w:ascii="Consolas" w:eastAsia="Consolas" w:hAnsi="Consolas" w:cs="Consolas"/>
-          <w:sz w:val="18"/>
-          <w:szCs w:val="18"/>
-        </w:rPr>
-        <w:t xml:space="preserve">    └── [Your file </w:t>
-      </w:r>
-      <w:proofErr w:type="gramStart"/>
-      <w:r>
-        <w:rPr>
-          <w:rFonts w:ascii="Consolas" w:eastAsia="Consolas" w:hAnsi="Consolas" w:cs="Consolas"/>
-          <w:sz w:val="18"/>
-          <w:szCs w:val="18"/>
-        </w:rPr>
-        <w:t>name]_BDA400_A02.docx</w:t>
-      </w:r>
-      <w:proofErr w:type="gramEnd"/>
+        <w:t xml:space="preserve">    └── [Your file name]_BDA400_A02.docx</w:t>
+      </w:r>
     </w:p>
     <w:p>
       <w:pPr>
@@ -4390,6 +3095,44 @@
         <w:spacing w:before="120" w:after="40"/>
         <w:jc w:val="center"/>
       </w:pPr>
+      <w:r>
+        <w:lastRenderedPageBreak/>
+        <w:drawing>
+          <wp:inline distT="0" distB="0" distL="0" distR="0" wp14:anchorId="44CB68B7" wp14:editId="140154E4">
+            <wp:extent cx="5943600" cy="2571115"/>
+            <wp:effectExtent l="0" t="0" r="0" b="635"/>
+            <wp:docPr id="1936577272" name="Picture 1" descr="The image displays a user interface of a web page, likely from a version control system like Git, where a user is adding files to a repository.&#10;&#10;AI-generated content may be incorrect."/>
+            <wp:cNvGraphicFramePr>
+              <a:graphicFrameLocks xmlns:a="http://schemas.openxmlformats.org/drawingml/2006/main" noChangeAspect="1"/>
+            </wp:cNvGraphicFramePr>
+            <a:graphic xmlns:a="http://schemas.openxmlformats.org/drawingml/2006/main">
+              <a:graphicData uri="http://schemas.openxmlformats.org/drawingml/2006/picture">
+                <pic:pic xmlns:pic="http://schemas.openxmlformats.org/drawingml/2006/picture">
+                  <pic:nvPicPr>
+                    <pic:cNvPr id="1936577272" name="Picture 1" descr="The image displays a user interface of a web page, likely from a version control system like Git, where a user is adding files to a repository.&#10;&#10;AI-generated content may be incorrect."/>
+                    <pic:cNvPicPr/>
+                  </pic:nvPicPr>
+                  <pic:blipFill>
+                    <a:blip r:embed="rId32"/>
+                    <a:stretch>
+                      <a:fillRect/>
+                    </a:stretch>
+                  </pic:blipFill>
+                  <pic:spPr>
+                    <a:xfrm>
+                      <a:off x="0" y="0"/>
+                      <a:ext cx="5943600" cy="2571115"/>
+                    </a:xfrm>
+                    <a:prstGeom prst="rect">
+                      <a:avLst/>
+                    </a:prstGeom>
+                  </pic:spPr>
+                </pic:pic>
+              </a:graphicData>
+            </a:graphic>
+          </wp:inline>
+        </w:drawing>
+      </w:r>
     </w:p>
     <w:p>
       <w:pPr>
@@ -4423,7 +3166,6 @@
         <w:pStyle w:val="Heading1"/>
       </w:pPr>
       <w:r>
-        <w:lastRenderedPageBreak/>
         <w:t>Conclusion</w:t>
       </w:r>
     </w:p>
@@ -4445,14 +3187,11 @@
     </w:p>
     <w:p>
       <w:r>
-        <w:rPr>
-          <w:highlight w:val="yellow"/>
-        </w:rPr>
-        <w:t>https://github.com/[your-username]/TechnicalAnalysis</w:t>
+        <w:t>https://github.com/dharadhara1995/TechnicalAnalysis</w:t>
       </w:r>
     </w:p>
     <w:sectPr>
-      <w:footerReference w:type="default" r:id="rId32"/>
+      <w:footerReference w:type="default" r:id="rId33"/>
       <w:pgSz w:w="12240" w:h="15840"/>
       <w:pgMar w:top="1440" w:right="1440" w:bottom="1440" w:left="1440" w:header="708" w:footer="708" w:gutter="0"/>
       <w:cols w:space="720"/>
@@ -5518,6 +4257,18 @@
       <w:szCs w:val="20"/>
     </w:rPr>
   </w:style>
+  <w:style w:type="character" w:styleId="UnresolvedMention">
+    <w:name w:val="Unresolved Mention"/>
+    <w:basedOn w:val="DefaultParagraphFont"/>
+    <w:uiPriority w:val="99"/>
+    <w:semiHidden/>
+    <w:unhideWhenUsed/>
+    <w:rsid w:val="008A4897"/>
+    <w:rPr>
+      <w:color w:val="605E5C"/>
+      <w:shd w:val="clear" w:color="auto" w:fill="E1DFDD"/>
+    </w:rPr>
+  </w:style>
 </w:styles>
 </file>
 

--- a/Assignment2/Dhara_Patel__BDA400_A02.docx
+++ b/Assignment2/Dhara_Patel__BDA400_A02.docx
@@ -5,16 +5,312 @@
     <w:p>
       <w:pPr>
         <w:spacing w:after="140" w:line="276" w:lineRule="auto"/>
-      </w:pPr>
-      <w:r>
         <w:rPr>
           <w:b/>
           <w:bCs/>
-        </w:rPr>
+          <w:sz w:val="48"/>
+          <w:szCs w:val="48"/>
+        </w:rPr>
+      </w:pPr>
+    </w:p>
+    <w:p>
+      <w:pPr>
+        <w:spacing w:after="140" w:line="276" w:lineRule="auto"/>
+        <w:jc w:val="center"/>
+        <w:rPr>
+          <w:b/>
+          <w:bCs/>
+          <w:sz w:val="48"/>
+          <w:szCs w:val="48"/>
+        </w:rPr>
+      </w:pPr>
+    </w:p>
+    <w:p>
+      <w:pPr>
+        <w:spacing w:after="140" w:line="276" w:lineRule="auto"/>
+        <w:jc w:val="center"/>
+        <w:rPr>
+          <w:b/>
+          <w:bCs/>
+          <w:sz w:val="48"/>
+          <w:szCs w:val="48"/>
+        </w:rPr>
+      </w:pPr>
+    </w:p>
+    <w:p>
+      <w:pPr>
+        <w:spacing w:after="140" w:line="276" w:lineRule="auto"/>
+        <w:jc w:val="center"/>
+        <w:rPr>
+          <w:b/>
+          <w:bCs/>
+          <w:sz w:val="48"/>
+          <w:szCs w:val="48"/>
+        </w:rPr>
+      </w:pPr>
+      <w:r>
+        <w:rPr>
+          <w:b/>
+          <w:bCs/>
+          <w:sz w:val="48"/>
+          <w:szCs w:val="48"/>
+        </w:rPr>
+        <w:t>Assignment 2</w:t>
+      </w:r>
+    </w:p>
+    <w:p>
+      <w:pPr>
+        <w:spacing w:after="140" w:line="276" w:lineRule="auto"/>
+        <w:jc w:val="center"/>
+        <w:rPr>
+          <w:sz w:val="32"/>
+          <w:szCs w:val="32"/>
+        </w:rPr>
+      </w:pPr>
+      <w:r>
+        <w:rPr>
+          <w:sz w:val="32"/>
+          <w:szCs w:val="32"/>
+        </w:rPr>
+        <w:t>Technical Analysis using R, Preliminary Stage</w:t>
+      </w:r>
+    </w:p>
+    <w:p>
+      <w:pPr>
+        <w:spacing w:after="140" w:line="276" w:lineRule="auto"/>
+        <w:jc w:val="center"/>
+        <w:rPr>
+          <w:b/>
+          <w:bCs/>
+          <w:sz w:val="36"/>
+          <w:szCs w:val="36"/>
+        </w:rPr>
+      </w:pPr>
+    </w:p>
+    <w:p>
+      <w:pPr>
+        <w:spacing w:after="140" w:line="276" w:lineRule="auto"/>
+        <w:jc w:val="center"/>
+        <w:rPr>
+          <w:b/>
+          <w:bCs/>
+          <w:sz w:val="36"/>
+          <w:szCs w:val="36"/>
+        </w:rPr>
+      </w:pPr>
+      <w:r>
+        <w:rPr>
+          <w:b/>
+          <w:bCs/>
+          <w:sz w:val="36"/>
+          <w:szCs w:val="36"/>
+        </w:rPr>
+        <w:t xml:space="preserve">Student Name: </w:t>
+      </w:r>
+      <w:r>
+        <w:rPr>
+          <w:sz w:val="36"/>
+          <w:szCs w:val="36"/>
+        </w:rPr>
+        <w:t>Dharaben Patel</w:t>
+      </w:r>
+    </w:p>
+    <w:p>
+      <w:pPr>
+        <w:spacing w:after="140" w:line="276" w:lineRule="auto"/>
+        <w:rPr>
+          <w:b/>
+          <w:bCs/>
+          <w:sz w:val="36"/>
+          <w:szCs w:val="36"/>
+        </w:rPr>
+      </w:pPr>
+    </w:p>
+    <w:p>
+      <w:pPr>
+        <w:spacing w:after="140" w:line="276" w:lineRule="auto"/>
+        <w:jc w:val="center"/>
+        <w:rPr>
+          <w:b/>
+          <w:bCs/>
+          <w:sz w:val="36"/>
+          <w:szCs w:val="36"/>
+        </w:rPr>
+      </w:pPr>
+      <w:r>
+        <w:rPr>
+          <w:b/>
+          <w:bCs/>
+          <w:sz w:val="36"/>
+          <w:szCs w:val="36"/>
+        </w:rPr>
+        <w:t>GitHub Repository Link</w:t>
+      </w:r>
+      <w:r>
+        <w:rPr>
+          <w:b/>
+          <w:bCs/>
+          <w:sz w:val="36"/>
+          <w:szCs w:val="36"/>
+        </w:rPr>
+        <w:t xml:space="preserve">: </w:t>
+      </w:r>
+      <w:r>
+        <w:rPr>
+          <w:sz w:val="24"/>
+          <w:szCs w:val="24"/>
+        </w:rPr>
+        <w:t>https://github.com/dharadhara1995/TechnicalAnalysis</w:t>
+      </w:r>
+    </w:p>
+    <w:p>
+      <w:pPr>
+        <w:spacing w:after="140" w:line="276" w:lineRule="auto"/>
+        <w:rPr>
+          <w:b/>
+          <w:bCs/>
+        </w:rPr>
+      </w:pPr>
+    </w:p>
+    <w:p>
+      <w:pPr>
+        <w:spacing w:after="140" w:line="276" w:lineRule="auto"/>
+        <w:rPr>
+          <w:b/>
+          <w:bCs/>
+        </w:rPr>
+      </w:pPr>
+    </w:p>
+    <w:p>
+      <w:pPr>
+        <w:spacing w:after="140" w:line="276" w:lineRule="auto"/>
+        <w:rPr>
+          <w:b/>
+          <w:bCs/>
+        </w:rPr>
+      </w:pPr>
+    </w:p>
+    <w:p>
+      <w:pPr>
+        <w:spacing w:after="140" w:line="276" w:lineRule="auto"/>
+        <w:rPr>
+          <w:b/>
+          <w:bCs/>
+        </w:rPr>
+      </w:pPr>
+    </w:p>
+    <w:p>
+      <w:pPr>
+        <w:spacing w:after="140" w:line="276" w:lineRule="auto"/>
+        <w:rPr>
+          <w:b/>
+          <w:bCs/>
+        </w:rPr>
+      </w:pPr>
+    </w:p>
+    <w:p>
+      <w:pPr>
+        <w:spacing w:after="140" w:line="276" w:lineRule="auto"/>
+        <w:rPr>
+          <w:b/>
+          <w:bCs/>
+        </w:rPr>
+      </w:pPr>
+    </w:p>
+    <w:p>
+      <w:pPr>
+        <w:spacing w:after="140" w:line="276" w:lineRule="auto"/>
+        <w:rPr>
+          <w:b/>
+          <w:bCs/>
+        </w:rPr>
+      </w:pPr>
+    </w:p>
+    <w:p>
+      <w:pPr>
+        <w:spacing w:after="140" w:line="276" w:lineRule="auto"/>
+        <w:rPr>
+          <w:b/>
+          <w:bCs/>
+        </w:rPr>
+      </w:pPr>
+    </w:p>
+    <w:p>
+      <w:pPr>
+        <w:spacing w:after="140" w:line="276" w:lineRule="auto"/>
+        <w:rPr>
+          <w:b/>
+          <w:bCs/>
+        </w:rPr>
+      </w:pPr>
+    </w:p>
+    <w:p>
+      <w:pPr>
+        <w:spacing w:after="140" w:line="276" w:lineRule="auto"/>
+        <w:rPr>
+          <w:b/>
+          <w:bCs/>
+        </w:rPr>
+      </w:pPr>
+    </w:p>
+    <w:p>
+      <w:pPr>
+        <w:spacing w:after="140" w:line="276" w:lineRule="auto"/>
+        <w:rPr>
+          <w:b/>
+          <w:bCs/>
+        </w:rPr>
+      </w:pPr>
+    </w:p>
+    <w:p>
+      <w:pPr>
+        <w:spacing w:after="140" w:line="276" w:lineRule="auto"/>
+        <w:rPr>
+          <w:b/>
+          <w:bCs/>
+        </w:rPr>
+      </w:pPr>
+    </w:p>
+    <w:p>
+      <w:pPr>
+        <w:spacing w:after="140" w:line="276" w:lineRule="auto"/>
+        <w:rPr>
+          <w:b/>
+          <w:bCs/>
+        </w:rPr>
+      </w:pPr>
+    </w:p>
+    <w:p>
+      <w:pPr>
+        <w:spacing w:after="140" w:line="276" w:lineRule="auto"/>
+        <w:rPr>
+          <w:b/>
+          <w:bCs/>
+        </w:rPr>
+      </w:pPr>
+    </w:p>
+    <w:p>
+      <w:pPr>
+        <w:spacing w:after="140" w:line="276" w:lineRule="auto"/>
+      </w:pPr>
+      <w:r>
+        <w:rPr>
+          <w:b/>
+          <w:bCs/>
+        </w:rPr>
+        <w:lastRenderedPageBreak/>
         <w:t xml:space="preserve">AI Assistance Declaration: </w:t>
       </w:r>
       <w:r>
-        <w:t>I used Claude (Claude Opus 5.5, claude.ai) to help draft and explain the R functions and to help organize this report. Prompts used: I asked Claude to prepare the R script, portfolio file and report template for this assignment and to explain each step. I verified the outputs by running the script myself in RStudio, checking that every stock loaded, and checking the mean and standard deviation for one stock by hand in the console. All installation steps and screenshots were done by me. I am responsible for the accuracy and originality of this work.</w:t>
+        <w:t xml:space="preserve">I used Claude (Claude Opus 5.5, claude.ai) to help draft and explain the R functions and to help organize this report. Prompts used: I asked Claude to prepare the R script, portfolio file and report template for this assignment and to explain each step. I verified the outputs by running the script myself in RStudio, checking that every stock </w:t>
+      </w:r>
+      <w:proofErr w:type="gramStart"/>
+      <w:r>
+        <w:t>loaded</w:t>
+      </w:r>
+      <w:proofErr w:type="gramEnd"/>
+      <w:r>
+        <w:t>, and checking the mean and standard deviation for one stock by hand in the console. All installation steps and screenshots were done by me. I am responsible for the accuracy and originality of this work.</w:t>
       </w:r>
     </w:p>
     <w:p>
@@ -46,7 +342,15 @@
         <w:spacing w:after="140" w:line="276" w:lineRule="auto"/>
       </w:pPr>
       <w:r>
-        <w:t>I used GitHub to store all my assignments for this course. I followed the GitHub setup guide to install Git and created a repository named TechnicalAnalysis. Inside the repository I made a separate folder for each assignment.</w:t>
+        <w:t xml:space="preserve">I used GitHub to store all my assignments for this course. I followed the GitHub setup guide to install Git and created a repository named </w:t>
+      </w:r>
+      <w:proofErr w:type="spellStart"/>
+      <w:r>
+        <w:t>TechnicalAnalysis</w:t>
+      </w:r>
+      <w:proofErr w:type="spellEnd"/>
+      <w:r>
+        <w:t>. Inside the repository I made a separate folder for each assignment.</w:t>
       </w:r>
     </w:p>
     <w:p>
@@ -72,7 +376,15 @@
         <w:spacing w:after="60"/>
       </w:pPr>
       <w:r>
-        <w:t>Clicked the + button and selected New repository.</w:t>
+        <w:t xml:space="preserve">Clicked the + button and selected </w:t>
+      </w:r>
+      <w:proofErr w:type="gramStart"/>
+      <w:r>
+        <w:t>New</w:t>
+      </w:r>
+      <w:proofErr w:type="gramEnd"/>
+      <w:r>
+        <w:t xml:space="preserve"> repository.</w:t>
       </w:r>
     </w:p>
     <w:p>
@@ -85,7 +397,15 @@
         <w:spacing w:after="60"/>
       </w:pPr>
       <w:r>
-        <w:t>Entered the name TechnicalAnalysis, chose Public, ticked Add a README file and clicked Create repository.</w:t>
+        <w:t xml:space="preserve">Entered the name </w:t>
+      </w:r>
+      <w:proofErr w:type="spellStart"/>
+      <w:r>
+        <w:t>TechnicalAnalysis</w:t>
+      </w:r>
+      <w:proofErr w:type="spellEnd"/>
+      <w:r>
+        <w:t>, chose Public, ticked Add a README file and clicked Create repository.</w:t>
       </w:r>
     </w:p>
     <w:p>
@@ -111,7 +431,15 @@
         <w:spacing w:after="60"/>
       </w:pPr>
       <w:r>
-        <w:t>Checked the installation by running git --version in the command prompt.</w:t>
+        <w:t xml:space="preserve">Checked the installation by running </w:t>
+      </w:r>
+      <w:proofErr w:type="gramStart"/>
+      <w:r>
+        <w:t>git --version</w:t>
+      </w:r>
+      <w:proofErr w:type="gramEnd"/>
+      <w:r>
+        <w:t xml:space="preserve"> in the command prompt.</w:t>
       </w:r>
     </w:p>
     <w:p>
@@ -247,8 +575,19 @@
           <w:sz w:val="20"/>
           <w:szCs w:val="20"/>
         </w:rPr>
-        <w:t>Figure 2: Creating the new repository named TechnicalAnalysis</w:t>
-      </w:r>
+        <w:t xml:space="preserve">Figure 2: Creating the new repository named </w:t>
+      </w:r>
+      <w:proofErr w:type="spellStart"/>
+      <w:r>
+        <w:rPr>
+          <w:i/>
+          <w:iCs/>
+          <w:sz w:val="20"/>
+          <w:szCs w:val="20"/>
+        </w:rPr>
+        <w:t>TechnicalAnalysis</w:t>
+      </w:r>
+      <w:proofErr w:type="spellEnd"/>
     </w:p>
     <w:p>
       <w:pPr>
@@ -315,7 +654,27 @@
           <w:sz w:val="20"/>
           <w:szCs w:val="20"/>
         </w:rPr>
-        <w:t>Figure 3: The new TechnicalAnalysis repository page</w:t>
+        <w:t xml:space="preserve">Figure 3: The new </w:t>
+      </w:r>
+      <w:proofErr w:type="spellStart"/>
+      <w:r>
+        <w:rPr>
+          <w:i/>
+          <w:iCs/>
+          <w:sz w:val="20"/>
+          <w:szCs w:val="20"/>
+        </w:rPr>
+        <w:t>TechnicalAnalysis</w:t>
+      </w:r>
+      <w:proofErr w:type="spellEnd"/>
+      <w:r>
+        <w:rPr>
+          <w:i/>
+          <w:iCs/>
+          <w:sz w:val="20"/>
+          <w:szCs w:val="20"/>
+        </w:rPr>
+        <w:t xml:space="preserve"> repository page</w:t>
       </w:r>
     </w:p>
     <w:p>
@@ -466,7 +825,15 @@
         <w:spacing w:after="140" w:line="276" w:lineRule="auto"/>
       </w:pPr>
       <w:r>
-        <w:t>R is the programming language and RStudio is the program (IDE) used to write and run R code. R has to be installed first because RStudio needs it to run.</w:t>
+        <w:t xml:space="preserve">R is the programming language and RStudio is the program (IDE) used to write and run R code. R </w:t>
+      </w:r>
+      <w:proofErr w:type="gramStart"/>
+      <w:r>
+        <w:t>has to</w:t>
+      </w:r>
+      <w:proofErr w:type="gramEnd"/>
+      <w:r>
+        <w:t xml:space="preserve"> be installed first because RStudio needs it to run.</w:t>
       </w:r>
     </w:p>
     <w:p>
@@ -952,7 +1319,33 @@
         <w:spacing w:after="140" w:line="276" w:lineRule="auto"/>
       </w:pPr>
       <w:r>
-        <w:t>I installed two main packages using the install.packages() function in the RStudio Console. Other packages they need, like xts and zoo, were installed automatically as dependencies.</w:t>
+        <w:t xml:space="preserve">I installed two main packages using the </w:t>
+      </w:r>
+      <w:proofErr w:type="spellStart"/>
+      <w:proofErr w:type="gramStart"/>
+      <w:r>
+        <w:t>install.packages</w:t>
+      </w:r>
+      <w:proofErr w:type="spellEnd"/>
+      <w:proofErr w:type="gramEnd"/>
+      <w:r>
+        <w:t xml:space="preserve">() function in the RStudio Console. Other packages they </w:t>
+      </w:r>
+      <w:proofErr w:type="gramStart"/>
+      <w:r>
+        <w:t>need</w:t>
+      </w:r>
+      <w:proofErr w:type="gramEnd"/>
+      <w:r>
+        <w:t xml:space="preserve">, like </w:t>
+      </w:r>
+      <w:proofErr w:type="spellStart"/>
+      <w:r>
+        <w:t>xts</w:t>
+      </w:r>
+      <w:proofErr w:type="spellEnd"/>
+      <w:r>
+        <w:t xml:space="preserve"> and zoo, were installed automatically as dependencies.</w:t>
       </w:r>
     </w:p>
     <w:p>
@@ -964,8 +1357,13 @@
         </w:numPr>
         <w:spacing w:after="60"/>
       </w:pPr>
-      <w:r>
-        <w:t>quantmod: downloads stock price data from Yahoo Finance and makes financial charts like candlestick charts.</w:t>
+      <w:proofErr w:type="spellStart"/>
+      <w:r>
+        <w:t>quantmod</w:t>
+      </w:r>
+      <w:proofErr w:type="spellEnd"/>
+      <w:r>
+        <w:t>: downloads stock price data from Yahoo Finance and makes financial charts like candlestick charts.</w:t>
       </w:r>
     </w:p>
     <w:p>
@@ -985,13 +1383,61 @@
       <w:pPr>
         <w:shd w:val="clear" w:color="auto" w:fill="F2F2F2"/>
       </w:pPr>
-      <w:r>
-        <w:rPr>
-          <w:rFonts w:ascii="Consolas" w:eastAsia="Consolas" w:hAnsi="Consolas" w:cs="Consolas"/>
-          <w:sz w:val="18"/>
-          <w:szCs w:val="18"/>
-        </w:rPr>
-        <w:t>install.packages(c("quantmod", "TTR"))</w:t>
+      <w:proofErr w:type="spellStart"/>
+      <w:proofErr w:type="gramStart"/>
+      <w:r>
+        <w:rPr>
+          <w:rFonts w:ascii="Consolas" w:eastAsia="Consolas" w:hAnsi="Consolas" w:cs="Consolas"/>
+          <w:sz w:val="18"/>
+          <w:szCs w:val="18"/>
+        </w:rPr>
+        <w:t>install.packages</w:t>
+      </w:r>
+      <w:proofErr w:type="spellEnd"/>
+      <w:proofErr w:type="gramEnd"/>
+      <w:r>
+        <w:rPr>
+          <w:rFonts w:ascii="Consolas" w:eastAsia="Consolas" w:hAnsi="Consolas" w:cs="Consolas"/>
+          <w:sz w:val="18"/>
+          <w:szCs w:val="18"/>
+        </w:rPr>
+        <w:t>(</w:t>
+      </w:r>
+      <w:proofErr w:type="gramStart"/>
+      <w:r>
+        <w:rPr>
+          <w:rFonts w:ascii="Consolas" w:eastAsia="Consolas" w:hAnsi="Consolas" w:cs="Consolas"/>
+          <w:sz w:val="18"/>
+          <w:szCs w:val="18"/>
+        </w:rPr>
+        <w:t>c(</w:t>
+      </w:r>
+      <w:proofErr w:type="gramEnd"/>
+      <w:r>
+        <w:rPr>
+          <w:rFonts w:ascii="Consolas" w:eastAsia="Consolas" w:hAnsi="Consolas" w:cs="Consolas"/>
+          <w:sz w:val="18"/>
+          <w:szCs w:val="18"/>
+        </w:rPr>
+        <w:t>"</w:t>
+      </w:r>
+      <w:proofErr w:type="spellStart"/>
+      <w:r>
+        <w:rPr>
+          <w:rFonts w:ascii="Consolas" w:eastAsia="Consolas" w:hAnsi="Consolas" w:cs="Consolas"/>
+          <w:sz w:val="18"/>
+          <w:szCs w:val="18"/>
+        </w:rPr>
+        <w:t>quantmod</w:t>
+      </w:r>
+      <w:proofErr w:type="spellEnd"/>
+      <w:r>
+        <w:rPr>
+          <w:rFonts w:ascii="Consolas" w:eastAsia="Consolas" w:hAnsi="Consolas" w:cs="Consolas"/>
+          <w:sz w:val="18"/>
+          <w:szCs w:val="18"/>
+        </w:rPr>
+        <w:t>", "TTR"))</w:t>
       </w:r>
     </w:p>
     <w:p>
@@ -1017,20 +1463,48 @@
           <w:sz w:val="18"/>
           <w:szCs w:val="18"/>
         </w:rPr>
-        <w:t>library(quantmod)</w:t>
+        <w:t>library(</w:t>
+      </w:r>
+      <w:proofErr w:type="spellStart"/>
+      <w:r>
+        <w:rPr>
+          <w:rFonts w:ascii="Consolas" w:eastAsia="Consolas" w:hAnsi="Consolas" w:cs="Consolas"/>
+          <w:sz w:val="18"/>
+          <w:szCs w:val="18"/>
+        </w:rPr>
+        <w:t>quantmod</w:t>
+      </w:r>
+      <w:proofErr w:type="spellEnd"/>
+      <w:r>
+        <w:rPr>
+          <w:rFonts w:ascii="Consolas" w:eastAsia="Consolas" w:hAnsi="Consolas" w:cs="Consolas"/>
+          <w:sz w:val="18"/>
+          <w:szCs w:val="18"/>
+        </w:rPr>
+        <w:t>)</w:t>
       </w:r>
     </w:p>
     <w:p>
       <w:pPr>
         <w:shd w:val="clear" w:color="auto" w:fill="F2F2F2"/>
       </w:pPr>
-      <w:r>
-        <w:rPr>
-          <w:rFonts w:ascii="Consolas" w:eastAsia="Consolas" w:hAnsi="Consolas" w:cs="Consolas"/>
-          <w:sz w:val="18"/>
-          <w:szCs w:val="18"/>
-        </w:rPr>
-        <w:t>library(TTR)</w:t>
+      <w:proofErr w:type="gramStart"/>
+      <w:r>
+        <w:rPr>
+          <w:rFonts w:ascii="Consolas" w:eastAsia="Consolas" w:hAnsi="Consolas" w:cs="Consolas"/>
+          <w:sz w:val="18"/>
+          <w:szCs w:val="18"/>
+        </w:rPr>
+        <w:t>library(</w:t>
+      </w:r>
+      <w:proofErr w:type="gramEnd"/>
+      <w:r>
+        <w:rPr>
+          <w:rFonts w:ascii="Consolas" w:eastAsia="Consolas" w:hAnsi="Consolas" w:cs="Consolas"/>
+          <w:sz w:val="18"/>
+          <w:szCs w:val="18"/>
+        </w:rPr>
+        <w:t>TTR)</w:t>
       </w:r>
     </w:p>
     <w:p>
@@ -1043,7 +1517,15 @@
         <w:spacing w:after="140" w:line="276" w:lineRule="auto"/>
       </w:pPr>
       <w:r>
-        <w:t>After installing, I loaded both packages with library() to make sure they work. No errors were shown.</w:t>
+        <w:t xml:space="preserve">After installing, I loaded both packages with </w:t>
+      </w:r>
+      <w:proofErr w:type="gramStart"/>
+      <w:r>
+        <w:t>library(</w:t>
+      </w:r>
+      <w:proofErr w:type="gramEnd"/>
+      <w:r>
+        <w:t>) to make sure they work. No errors were shown.</w:t>
       </w:r>
     </w:p>
     <w:p>
@@ -1111,7 +1593,29 @@
           <w:sz w:val="20"/>
           <w:szCs w:val="20"/>
         </w:rPr>
-        <w:t>Figure 12: Running install.packages() in the RStudio Console</w:t>
+        <w:t xml:space="preserve">Figure 12: Running </w:t>
+      </w:r>
+      <w:proofErr w:type="spellStart"/>
+      <w:proofErr w:type="gramStart"/>
+      <w:r>
+        <w:rPr>
+          <w:i/>
+          <w:iCs/>
+          <w:sz w:val="20"/>
+          <w:szCs w:val="20"/>
+        </w:rPr>
+        <w:t>install.packages</w:t>
+      </w:r>
+      <w:proofErr w:type="spellEnd"/>
+      <w:proofErr w:type="gramEnd"/>
+      <w:r>
+        <w:rPr>
+          <w:i/>
+          <w:iCs/>
+          <w:sz w:val="20"/>
+          <w:szCs w:val="20"/>
+        </w:rPr>
+        <w:t>() in the RStudio Console</w:t>
       </w:r>
     </w:p>
     <w:p>
@@ -1246,7 +1750,47 @@
           <w:sz w:val="20"/>
           <w:szCs w:val="20"/>
         </w:rPr>
-        <w:t>Figure 14: Loading quantmod and TTR with library() without errors</w:t>
+        <w:t xml:space="preserve">Figure 14: Loading </w:t>
+      </w:r>
+      <w:proofErr w:type="spellStart"/>
+      <w:r>
+        <w:rPr>
+          <w:i/>
+          <w:iCs/>
+          <w:sz w:val="20"/>
+          <w:szCs w:val="20"/>
+        </w:rPr>
+        <w:t>quantmod</w:t>
+      </w:r>
+      <w:proofErr w:type="spellEnd"/>
+      <w:r>
+        <w:rPr>
+          <w:i/>
+          <w:iCs/>
+          <w:sz w:val="20"/>
+          <w:szCs w:val="20"/>
+        </w:rPr>
+        <w:t xml:space="preserve"> and TTR with </w:t>
+      </w:r>
+      <w:proofErr w:type="gramStart"/>
+      <w:r>
+        <w:rPr>
+          <w:i/>
+          <w:iCs/>
+          <w:sz w:val="20"/>
+          <w:szCs w:val="20"/>
+        </w:rPr>
+        <w:t>library(</w:t>
+      </w:r>
+      <w:proofErr w:type="gramEnd"/>
+      <w:r>
+        <w:rPr>
+          <w:i/>
+          <w:iCs/>
+          <w:sz w:val="20"/>
+          <w:szCs w:val="20"/>
+        </w:rPr>
+        <w:t>) without errors</w:t>
       </w:r>
     </w:p>
     <w:p>
@@ -1313,7 +1857,27 @@
           <w:sz w:val="20"/>
           <w:szCs w:val="20"/>
         </w:rPr>
-        <w:t>Figure 15: quantmod and TTR shown in the Packages tab</w:t>
+        <w:t xml:space="preserve">Figure 15: </w:t>
+      </w:r>
+      <w:proofErr w:type="spellStart"/>
+      <w:r>
+        <w:rPr>
+          <w:i/>
+          <w:iCs/>
+          <w:sz w:val="20"/>
+          <w:szCs w:val="20"/>
+        </w:rPr>
+        <w:t>quantmod</w:t>
+      </w:r>
+      <w:proofErr w:type="spellEnd"/>
+      <w:r>
+        <w:rPr>
+          <w:i/>
+          <w:iCs/>
+          <w:sz w:val="20"/>
+          <w:szCs w:val="20"/>
+        </w:rPr>
+        <w:t xml:space="preserve"> and TTR shown in the Packages tab</w:t>
       </w:r>
     </w:p>
     <w:p>
@@ -1781,7 +2345,60 @@
         <w:spacing w:after="140" w:line="276" w:lineRule="auto"/>
       </w:pPr>
       <w:r>
-        <w:t>The function load_stock_data() reads portfolio.txt and downloads the data for each symbol from Yahoo Finance using getSymbols() from quantmod. I used one year of daily data (October 1, 2025 to October 1, 2026). Each stock is converted from xts format to a normal data frame with the columns Date, Open, High, Low, Close, Volume and Adjusted.</w:t>
+        <w:t xml:space="preserve">The function </w:t>
+      </w:r>
+      <w:proofErr w:type="spellStart"/>
+      <w:r>
+        <w:t>load_stock_</w:t>
+      </w:r>
+      <w:proofErr w:type="gramStart"/>
+      <w:r>
+        <w:t>data</w:t>
+      </w:r>
+      <w:proofErr w:type="spellEnd"/>
+      <w:r>
+        <w:t>(</w:t>
+      </w:r>
+      <w:proofErr w:type="gramEnd"/>
+      <w:r>
+        <w:t xml:space="preserve">) reads portfolio.txt and downloads the data for each symbol from Yahoo Finance using </w:t>
+      </w:r>
+      <w:proofErr w:type="spellStart"/>
+      <w:proofErr w:type="gramStart"/>
+      <w:r>
+        <w:t>getSymbols</w:t>
+      </w:r>
+      <w:proofErr w:type="spellEnd"/>
+      <w:r>
+        <w:t>(</w:t>
+      </w:r>
+      <w:proofErr w:type="gramEnd"/>
+      <w:r>
+        <w:t xml:space="preserve">) from </w:t>
+      </w:r>
+      <w:proofErr w:type="spellStart"/>
+      <w:r>
+        <w:t>quantmod</w:t>
+      </w:r>
+      <w:proofErr w:type="spellEnd"/>
+      <w:r>
+        <w:t xml:space="preserve">. I used one year of daily data (October 1, </w:t>
+      </w:r>
+      <w:proofErr w:type="gramStart"/>
+      <w:r>
+        <w:t>2025</w:t>
+      </w:r>
+      <w:proofErr w:type="gramEnd"/>
+      <w:r>
+        <w:t xml:space="preserve"> to October 1, 2026). Each stock is converted from </w:t>
+      </w:r>
+      <w:proofErr w:type="spellStart"/>
+      <w:r>
+        <w:t>xts</w:t>
+      </w:r>
+      <w:proofErr w:type="spellEnd"/>
+      <w:r>
+        <w:t xml:space="preserve"> format to a normal data frame with the columns Date, Open, High, Low, Close, Volume and Adjusted.</w:t>
       </w:r>
     </w:p>
     <w:p>
@@ -1789,7 +2406,36 @@
         <w:spacing w:after="140" w:line="276" w:lineRule="auto"/>
       </w:pPr>
       <w:r>
-        <w:t>The function returns a list with one data frame per stock. It also saves each one as its own data frame (for example AAPL_df and MSFT_df), so every stock is stored separately and can be seen in the Environment pane. I used tryCatch() so that if one symbol fails to download, the script shows a message and keeps going with the other stocks.</w:t>
+        <w:t xml:space="preserve">The function returns a list with one data frame per stock. It also saves each one as its own data frame (for example </w:t>
+      </w:r>
+      <w:proofErr w:type="spellStart"/>
+      <w:r>
+        <w:t>AAPL_df</w:t>
+      </w:r>
+      <w:proofErr w:type="spellEnd"/>
+      <w:r>
+        <w:t xml:space="preserve"> and </w:t>
+      </w:r>
+      <w:proofErr w:type="spellStart"/>
+      <w:r>
+        <w:t>MSFT_df</w:t>
+      </w:r>
+      <w:proofErr w:type="spellEnd"/>
+      <w:r>
+        <w:t xml:space="preserve">), so every stock is stored separately and can be seen in the Environment pane. I used </w:t>
+      </w:r>
+      <w:proofErr w:type="spellStart"/>
+      <w:proofErr w:type="gramStart"/>
+      <w:r>
+        <w:t>tryCatch</w:t>
+      </w:r>
+      <w:proofErr w:type="spellEnd"/>
+      <w:r>
+        <w:t>(</w:t>
+      </w:r>
+      <w:proofErr w:type="gramEnd"/>
+      <w:r>
+        <w:t>) so that if one symbol fails to download, the script shows a message and keeps going with the other stocks.</w:t>
       </w:r>
     </w:p>
     <w:p>
@@ -1801,6 +2447,7 @@
       <w:pPr>
         <w:shd w:val="clear" w:color="auto" w:fill="F2F2F2"/>
       </w:pPr>
+      <w:proofErr w:type="spellStart"/>
       <w:r>
         <w:rPr>
           <w:rFonts w:ascii="Consolas" w:eastAsia="Consolas" w:hAnsi="Consolas" w:cs="Consolas"/>
@@ -1808,7 +2455,52 @@
           <w:szCs w:val="18"/>
         </w:rPr>
         <w:lastRenderedPageBreak/>
-        <w:t>load_stock_data &lt;- function(file = portfolio_file,</w:t>
+        <w:t>load_stock_data</w:t>
+      </w:r>
+      <w:proofErr w:type="spellEnd"/>
+      <w:r>
+        <w:rPr>
+          <w:rFonts w:ascii="Consolas" w:eastAsia="Consolas" w:hAnsi="Consolas" w:cs="Consolas"/>
+          <w:sz w:val="18"/>
+          <w:szCs w:val="18"/>
+        </w:rPr>
+        <w:t xml:space="preserve"> &lt;- </w:t>
+      </w:r>
+      <w:proofErr w:type="gramStart"/>
+      <w:r>
+        <w:rPr>
+          <w:rFonts w:ascii="Consolas" w:eastAsia="Consolas" w:hAnsi="Consolas" w:cs="Consolas"/>
+          <w:sz w:val="18"/>
+          <w:szCs w:val="18"/>
+        </w:rPr>
+        <w:t>function(</w:t>
+      </w:r>
+      <w:proofErr w:type="gramEnd"/>
+      <w:r>
+        <w:rPr>
+          <w:rFonts w:ascii="Consolas" w:eastAsia="Consolas" w:hAnsi="Consolas" w:cs="Consolas"/>
+          <w:sz w:val="18"/>
+          <w:szCs w:val="18"/>
+        </w:rPr>
+        <w:t xml:space="preserve">file = </w:t>
+      </w:r>
+      <w:proofErr w:type="spellStart"/>
+      <w:r>
+        <w:rPr>
+          <w:rFonts w:ascii="Consolas" w:eastAsia="Consolas" w:hAnsi="Consolas" w:cs="Consolas"/>
+          <w:sz w:val="18"/>
+          <w:szCs w:val="18"/>
+        </w:rPr>
+        <w:t>portfolio_file</w:t>
+      </w:r>
+      <w:proofErr w:type="spellEnd"/>
+      <w:r>
+        <w:rPr>
+          <w:rFonts w:ascii="Consolas" w:eastAsia="Consolas" w:hAnsi="Consolas" w:cs="Consolas"/>
+          <w:sz w:val="18"/>
+          <w:szCs w:val="18"/>
+        </w:rPr>
+        <w:t>,</w:t>
       </w:r>
     </w:p>
     <w:p>
@@ -1821,8 +2513,54 @@
           <w:sz w:val="18"/>
           <w:szCs w:val="18"/>
         </w:rPr>
-        <w:t xml:space="preserve">                            from = start_date, to = end_date) {</w:t>
-      </w:r>
+        <w:t xml:space="preserve">                            from = </w:t>
+      </w:r>
+      <w:proofErr w:type="spellStart"/>
+      <w:r>
+        <w:rPr>
+          <w:rFonts w:ascii="Consolas" w:eastAsia="Consolas" w:hAnsi="Consolas" w:cs="Consolas"/>
+          <w:sz w:val="18"/>
+          <w:szCs w:val="18"/>
+        </w:rPr>
+        <w:t>start_date</w:t>
+      </w:r>
+      <w:proofErr w:type="spellEnd"/>
+      <w:r>
+        <w:rPr>
+          <w:rFonts w:ascii="Consolas" w:eastAsia="Consolas" w:hAnsi="Consolas" w:cs="Consolas"/>
+          <w:sz w:val="18"/>
+          <w:szCs w:val="18"/>
+        </w:rPr>
+        <w:t xml:space="preserve">, to = </w:t>
+      </w:r>
+      <w:proofErr w:type="spellStart"/>
+      <w:r>
+        <w:rPr>
+          <w:rFonts w:ascii="Consolas" w:eastAsia="Consolas" w:hAnsi="Consolas" w:cs="Consolas"/>
+          <w:sz w:val="18"/>
+          <w:szCs w:val="18"/>
+        </w:rPr>
+        <w:t>end_</w:t>
+      </w:r>
+      <w:proofErr w:type="gramStart"/>
+      <w:r>
+        <w:rPr>
+          <w:rFonts w:ascii="Consolas" w:eastAsia="Consolas" w:hAnsi="Consolas" w:cs="Consolas"/>
+          <w:sz w:val="18"/>
+          <w:szCs w:val="18"/>
+        </w:rPr>
+        <w:t>date</w:t>
+      </w:r>
+      <w:proofErr w:type="spellEnd"/>
+      <w:r>
+        <w:rPr>
+          <w:rFonts w:ascii="Consolas" w:eastAsia="Consolas" w:hAnsi="Consolas" w:cs="Consolas"/>
+          <w:sz w:val="18"/>
+          <w:szCs w:val="18"/>
+        </w:rPr>
+        <w:t>) {</w:t>
+      </w:r>
+      <w:proofErr w:type="gramEnd"/>
     </w:p>
     <w:p>
       <w:pPr>
@@ -1834,7 +2572,25 @@
           <w:sz w:val="18"/>
           <w:szCs w:val="18"/>
         </w:rPr>
-        <w:t xml:space="preserve">  symbols    &lt;- read_portfolio(file)</w:t>
+        <w:t xml:space="preserve">  symbols    &lt;- </w:t>
+      </w:r>
+      <w:proofErr w:type="spellStart"/>
+      <w:r>
+        <w:rPr>
+          <w:rFonts w:ascii="Consolas" w:eastAsia="Consolas" w:hAnsi="Consolas" w:cs="Consolas"/>
+          <w:sz w:val="18"/>
+          <w:szCs w:val="18"/>
+        </w:rPr>
+        <w:t>read_portfolio</w:t>
+      </w:r>
+      <w:proofErr w:type="spellEnd"/>
+      <w:r>
+        <w:rPr>
+          <w:rFonts w:ascii="Consolas" w:eastAsia="Consolas" w:hAnsi="Consolas" w:cs="Consolas"/>
+          <w:sz w:val="18"/>
+          <w:szCs w:val="18"/>
+        </w:rPr>
+        <w:t>(file)</w:t>
       </w:r>
     </w:p>
     <w:p>
@@ -1847,7 +2603,43 @@
           <w:sz w:val="18"/>
           <w:szCs w:val="18"/>
         </w:rPr>
-        <w:t xml:space="preserve">  stock_list &lt;- list()</w:t>
+        <w:t xml:space="preserve">  </w:t>
+      </w:r>
+      <w:proofErr w:type="spellStart"/>
+      <w:r>
+        <w:rPr>
+          <w:rFonts w:ascii="Consolas" w:eastAsia="Consolas" w:hAnsi="Consolas" w:cs="Consolas"/>
+          <w:sz w:val="18"/>
+          <w:szCs w:val="18"/>
+        </w:rPr>
+        <w:t>stock_list</w:t>
+      </w:r>
+      <w:proofErr w:type="spellEnd"/>
+      <w:r>
+        <w:rPr>
+          <w:rFonts w:ascii="Consolas" w:eastAsia="Consolas" w:hAnsi="Consolas" w:cs="Consolas"/>
+          <w:sz w:val="18"/>
+          <w:szCs w:val="18"/>
+        </w:rPr>
+        <w:t xml:space="preserve"> &lt;- </w:t>
+      </w:r>
+      <w:proofErr w:type="gramStart"/>
+      <w:r>
+        <w:rPr>
+          <w:rFonts w:ascii="Consolas" w:eastAsia="Consolas" w:hAnsi="Consolas" w:cs="Consolas"/>
+          <w:sz w:val="18"/>
+          <w:szCs w:val="18"/>
+        </w:rPr>
+        <w:t>list(</w:t>
+      </w:r>
+      <w:proofErr w:type="gramEnd"/>
+      <w:r>
+        <w:rPr>
+          <w:rFonts w:ascii="Consolas" w:eastAsia="Consolas" w:hAnsi="Consolas" w:cs="Consolas"/>
+          <w:sz w:val="18"/>
+          <w:szCs w:val="18"/>
+        </w:rPr>
+        <w:t>)</w:t>
       </w:r>
     </w:p>
     <w:p>
@@ -1860,8 +2652,36 @@
           <w:sz w:val="18"/>
           <w:szCs w:val="18"/>
         </w:rPr>
-        <w:t xml:space="preserve">  for (sym in symbols) {</w:t>
-      </w:r>
+        <w:t xml:space="preserve">  for (</w:t>
+      </w:r>
+      <w:proofErr w:type="spellStart"/>
+      <w:r>
+        <w:rPr>
+          <w:rFonts w:ascii="Consolas" w:eastAsia="Consolas" w:hAnsi="Consolas" w:cs="Consolas"/>
+          <w:sz w:val="18"/>
+          <w:szCs w:val="18"/>
+        </w:rPr>
+        <w:t>sym</w:t>
+      </w:r>
+      <w:proofErr w:type="spellEnd"/>
+      <w:r>
+        <w:rPr>
+          <w:rFonts w:ascii="Consolas" w:eastAsia="Consolas" w:hAnsi="Consolas" w:cs="Consolas"/>
+          <w:sz w:val="18"/>
+          <w:szCs w:val="18"/>
+        </w:rPr>
+        <w:t xml:space="preserve"> in </w:t>
+      </w:r>
+      <w:proofErr w:type="gramStart"/>
+      <w:r>
+        <w:rPr>
+          <w:rFonts w:ascii="Consolas" w:eastAsia="Consolas" w:hAnsi="Consolas" w:cs="Consolas"/>
+          <w:sz w:val="18"/>
+          <w:szCs w:val="18"/>
+        </w:rPr>
+        <w:t>symbols) {</w:t>
+      </w:r>
+      <w:proofErr w:type="gramEnd"/>
     </w:p>
     <w:p>
       <w:pPr>
@@ -1873,7 +2693,81 @@
           <w:sz w:val="18"/>
           <w:szCs w:val="18"/>
         </w:rPr>
-        <w:t xml:space="preserve">    stock_xts &lt;- getSymbols(sym, src = "yahoo", from = from,</w:t>
+        <w:t xml:space="preserve">    </w:t>
+      </w:r>
+      <w:proofErr w:type="spellStart"/>
+      <w:r>
+        <w:rPr>
+          <w:rFonts w:ascii="Consolas" w:eastAsia="Consolas" w:hAnsi="Consolas" w:cs="Consolas"/>
+          <w:sz w:val="18"/>
+          <w:szCs w:val="18"/>
+        </w:rPr>
+        <w:t>stock_xts</w:t>
+      </w:r>
+      <w:proofErr w:type="spellEnd"/>
+      <w:r>
+        <w:rPr>
+          <w:rFonts w:ascii="Consolas" w:eastAsia="Consolas" w:hAnsi="Consolas" w:cs="Consolas"/>
+          <w:sz w:val="18"/>
+          <w:szCs w:val="18"/>
+        </w:rPr>
+        <w:t xml:space="preserve"> &lt;- </w:t>
+      </w:r>
+      <w:proofErr w:type="spellStart"/>
+      <w:proofErr w:type="gramStart"/>
+      <w:r>
+        <w:rPr>
+          <w:rFonts w:ascii="Consolas" w:eastAsia="Consolas" w:hAnsi="Consolas" w:cs="Consolas"/>
+          <w:sz w:val="18"/>
+          <w:szCs w:val="18"/>
+        </w:rPr>
+        <w:t>getSymbols</w:t>
+      </w:r>
+      <w:proofErr w:type="spellEnd"/>
+      <w:r>
+        <w:rPr>
+          <w:rFonts w:ascii="Consolas" w:eastAsia="Consolas" w:hAnsi="Consolas" w:cs="Consolas"/>
+          <w:sz w:val="18"/>
+          <w:szCs w:val="18"/>
+        </w:rPr>
+        <w:t>(</w:t>
+      </w:r>
+      <w:proofErr w:type="spellStart"/>
+      <w:proofErr w:type="gramEnd"/>
+      <w:r>
+        <w:rPr>
+          <w:rFonts w:ascii="Consolas" w:eastAsia="Consolas" w:hAnsi="Consolas" w:cs="Consolas"/>
+          <w:sz w:val="18"/>
+          <w:szCs w:val="18"/>
+        </w:rPr>
+        <w:t>sym</w:t>
+      </w:r>
+      <w:proofErr w:type="spellEnd"/>
+      <w:r>
+        <w:rPr>
+          <w:rFonts w:ascii="Consolas" w:eastAsia="Consolas" w:hAnsi="Consolas" w:cs="Consolas"/>
+          <w:sz w:val="18"/>
+          <w:szCs w:val="18"/>
+        </w:rPr>
+        <w:t xml:space="preserve">, </w:t>
+      </w:r>
+      <w:proofErr w:type="spellStart"/>
+      <w:r>
+        <w:rPr>
+          <w:rFonts w:ascii="Consolas" w:eastAsia="Consolas" w:hAnsi="Consolas" w:cs="Consolas"/>
+          <w:sz w:val="18"/>
+          <w:szCs w:val="18"/>
+        </w:rPr>
+        <w:t>src</w:t>
+      </w:r>
+      <w:proofErr w:type="spellEnd"/>
+      <w:r>
+        <w:rPr>
+          <w:rFonts w:ascii="Consolas" w:eastAsia="Consolas" w:hAnsi="Consolas" w:cs="Consolas"/>
+          <w:sz w:val="18"/>
+          <w:szCs w:val="18"/>
+        </w:rPr>
+        <w:t xml:space="preserve"> = "yahoo", from = from,</w:t>
       </w:r>
     </w:p>
     <w:p>
@@ -1886,7 +2780,27 @@
           <w:sz w:val="18"/>
           <w:szCs w:val="18"/>
         </w:rPr>
-        <w:t xml:space="preserve">                            to = to, auto.assign = FALSE)</w:t>
+        <w:t xml:space="preserve">                            to = to, </w:t>
+      </w:r>
+      <w:proofErr w:type="spellStart"/>
+      <w:proofErr w:type="gramStart"/>
+      <w:r>
+        <w:rPr>
+          <w:rFonts w:ascii="Consolas" w:eastAsia="Consolas" w:hAnsi="Consolas" w:cs="Consolas"/>
+          <w:sz w:val="18"/>
+          <w:szCs w:val="18"/>
+        </w:rPr>
+        <w:t>auto.assign</w:t>
+      </w:r>
+      <w:proofErr w:type="spellEnd"/>
+      <w:proofErr w:type="gramEnd"/>
+      <w:r>
+        <w:rPr>
+          <w:rFonts w:ascii="Consolas" w:eastAsia="Consolas" w:hAnsi="Consolas" w:cs="Consolas"/>
+          <w:sz w:val="18"/>
+          <w:szCs w:val="18"/>
+        </w:rPr>
+        <w:t xml:space="preserve"> = FALSE)</w:t>
       </w:r>
     </w:p>
     <w:p>
@@ -1899,7 +2813,117 @@
           <w:sz w:val="18"/>
           <w:szCs w:val="18"/>
         </w:rPr>
-        <w:t xml:space="preserve">    stock_df  &lt;- data.frame(Date = index(stock_xts), coredata(stock_xts))</w:t>
+        <w:t xml:space="preserve">    </w:t>
+      </w:r>
+      <w:proofErr w:type="spellStart"/>
+      <w:r>
+        <w:rPr>
+          <w:rFonts w:ascii="Consolas" w:eastAsia="Consolas" w:hAnsi="Consolas" w:cs="Consolas"/>
+          <w:sz w:val="18"/>
+          <w:szCs w:val="18"/>
+        </w:rPr>
+        <w:t>stock_</w:t>
+      </w:r>
+      <w:proofErr w:type="gramStart"/>
+      <w:r>
+        <w:rPr>
+          <w:rFonts w:ascii="Consolas" w:eastAsia="Consolas" w:hAnsi="Consolas" w:cs="Consolas"/>
+          <w:sz w:val="18"/>
+          <w:szCs w:val="18"/>
+        </w:rPr>
+        <w:t>df</w:t>
+      </w:r>
+      <w:proofErr w:type="spellEnd"/>
+      <w:r>
+        <w:rPr>
+          <w:rFonts w:ascii="Consolas" w:eastAsia="Consolas" w:hAnsi="Consolas" w:cs="Consolas"/>
+          <w:sz w:val="18"/>
+          <w:szCs w:val="18"/>
+        </w:rPr>
+        <w:t xml:space="preserve">  &lt;</w:t>
+      </w:r>
+      <w:proofErr w:type="gramEnd"/>
+      <w:r>
+        <w:rPr>
+          <w:rFonts w:ascii="Consolas" w:eastAsia="Consolas" w:hAnsi="Consolas" w:cs="Consolas"/>
+          <w:sz w:val="18"/>
+          <w:szCs w:val="18"/>
+        </w:rPr>
+        <w:t xml:space="preserve">- </w:t>
+      </w:r>
+      <w:proofErr w:type="spellStart"/>
+      <w:proofErr w:type="gramStart"/>
+      <w:r>
+        <w:rPr>
+          <w:rFonts w:ascii="Consolas" w:eastAsia="Consolas" w:hAnsi="Consolas" w:cs="Consolas"/>
+          <w:sz w:val="18"/>
+          <w:szCs w:val="18"/>
+        </w:rPr>
+        <w:t>data.frame</w:t>
+      </w:r>
+      <w:proofErr w:type="spellEnd"/>
+      <w:proofErr w:type="gramEnd"/>
+      <w:r>
+        <w:rPr>
+          <w:rFonts w:ascii="Consolas" w:eastAsia="Consolas" w:hAnsi="Consolas" w:cs="Consolas"/>
+          <w:sz w:val="18"/>
+          <w:szCs w:val="18"/>
+        </w:rPr>
+        <w:t>(Date = index(</w:t>
+      </w:r>
+      <w:proofErr w:type="spellStart"/>
+      <w:r>
+        <w:rPr>
+          <w:rFonts w:ascii="Consolas" w:eastAsia="Consolas" w:hAnsi="Consolas" w:cs="Consolas"/>
+          <w:sz w:val="18"/>
+          <w:szCs w:val="18"/>
+        </w:rPr>
+        <w:t>stock_xts</w:t>
+      </w:r>
+      <w:proofErr w:type="spellEnd"/>
+      <w:r>
+        <w:rPr>
+          <w:rFonts w:ascii="Consolas" w:eastAsia="Consolas" w:hAnsi="Consolas" w:cs="Consolas"/>
+          <w:sz w:val="18"/>
+          <w:szCs w:val="18"/>
+        </w:rPr>
+        <w:t xml:space="preserve">), </w:t>
+      </w:r>
+      <w:proofErr w:type="spellStart"/>
+      <w:r>
+        <w:rPr>
+          <w:rFonts w:ascii="Consolas" w:eastAsia="Consolas" w:hAnsi="Consolas" w:cs="Consolas"/>
+          <w:sz w:val="18"/>
+          <w:szCs w:val="18"/>
+        </w:rPr>
+        <w:t>coredata</w:t>
+      </w:r>
+      <w:proofErr w:type="spellEnd"/>
+      <w:r>
+        <w:rPr>
+          <w:rFonts w:ascii="Consolas" w:eastAsia="Consolas" w:hAnsi="Consolas" w:cs="Consolas"/>
+          <w:sz w:val="18"/>
+          <w:szCs w:val="18"/>
+        </w:rPr>
+        <w:t>(</w:t>
+      </w:r>
+      <w:proofErr w:type="spellStart"/>
+      <w:r>
+        <w:rPr>
+          <w:rFonts w:ascii="Consolas" w:eastAsia="Consolas" w:hAnsi="Consolas" w:cs="Consolas"/>
+          <w:sz w:val="18"/>
+          <w:szCs w:val="18"/>
+        </w:rPr>
+        <w:t>stock_xts</w:t>
+      </w:r>
+      <w:proofErr w:type="spellEnd"/>
+      <w:r>
+        <w:rPr>
+          <w:rFonts w:ascii="Consolas" w:eastAsia="Consolas" w:hAnsi="Consolas" w:cs="Consolas"/>
+          <w:sz w:val="18"/>
+          <w:szCs w:val="18"/>
+        </w:rPr>
+        <w:t>))</w:t>
       </w:r>
     </w:p>
     <w:p>
@@ -1912,8 +2936,72 @@
           <w:sz w:val="18"/>
           <w:szCs w:val="18"/>
         </w:rPr>
-        <w:t xml:space="preserve">    stock_list[[sym]] &lt;- stock_df</w:t>
-      </w:r>
+        <w:t xml:space="preserve">    </w:t>
+      </w:r>
+      <w:proofErr w:type="spellStart"/>
+      <w:r>
+        <w:rPr>
+          <w:rFonts w:ascii="Consolas" w:eastAsia="Consolas" w:hAnsi="Consolas" w:cs="Consolas"/>
+          <w:sz w:val="18"/>
+          <w:szCs w:val="18"/>
+        </w:rPr>
+        <w:t>stock_</w:t>
+      </w:r>
+      <w:proofErr w:type="gramStart"/>
+      <w:r>
+        <w:rPr>
+          <w:rFonts w:ascii="Consolas" w:eastAsia="Consolas" w:hAnsi="Consolas" w:cs="Consolas"/>
+          <w:sz w:val="18"/>
+          <w:szCs w:val="18"/>
+        </w:rPr>
+        <w:t>list</w:t>
+      </w:r>
+      <w:proofErr w:type="spellEnd"/>
+      <w:r>
+        <w:rPr>
+          <w:rFonts w:ascii="Consolas" w:eastAsia="Consolas" w:hAnsi="Consolas" w:cs="Consolas"/>
+          <w:sz w:val="18"/>
+          <w:szCs w:val="18"/>
+        </w:rPr>
+        <w:t>[[</w:t>
+      </w:r>
+      <w:proofErr w:type="spellStart"/>
+      <w:r>
+        <w:rPr>
+          <w:rFonts w:ascii="Consolas" w:eastAsia="Consolas" w:hAnsi="Consolas" w:cs="Consolas"/>
+          <w:sz w:val="18"/>
+          <w:szCs w:val="18"/>
+        </w:rPr>
+        <w:t>sym</w:t>
+      </w:r>
+      <w:proofErr w:type="spellEnd"/>
+      <w:r>
+        <w:rPr>
+          <w:rFonts w:ascii="Consolas" w:eastAsia="Consolas" w:hAnsi="Consolas" w:cs="Consolas"/>
+          <w:sz w:val="18"/>
+          <w:szCs w:val="18"/>
+        </w:rPr>
+        <w:t>]]</w:t>
+      </w:r>
+      <w:proofErr w:type="gramEnd"/>
+      <w:r>
+        <w:rPr>
+          <w:rFonts w:ascii="Consolas" w:eastAsia="Consolas" w:hAnsi="Consolas" w:cs="Consolas"/>
+          <w:sz w:val="18"/>
+          <w:szCs w:val="18"/>
+        </w:rPr>
+        <w:t xml:space="preserve"> &lt;- </w:t>
+      </w:r>
+      <w:proofErr w:type="spellStart"/>
+      <w:r>
+        <w:rPr>
+          <w:rFonts w:ascii="Consolas" w:eastAsia="Consolas" w:hAnsi="Consolas" w:cs="Consolas"/>
+          <w:sz w:val="18"/>
+          <w:szCs w:val="18"/>
+        </w:rPr>
+        <w:t>stock_df</w:t>
+      </w:r>
+      <w:proofErr w:type="spellEnd"/>
     </w:p>
     <w:p>
       <w:pPr>
@@ -1938,7 +3026,25 @@
           <w:sz w:val="18"/>
           <w:szCs w:val="18"/>
         </w:rPr>
-        <w:t xml:space="preserve">  return(stock_list)</w:t>
+        <w:t xml:space="preserve">  return(</w:t>
+      </w:r>
+      <w:proofErr w:type="spellStart"/>
+      <w:r>
+        <w:rPr>
+          <w:rFonts w:ascii="Consolas" w:eastAsia="Consolas" w:hAnsi="Consolas" w:cs="Consolas"/>
+          <w:sz w:val="18"/>
+          <w:szCs w:val="18"/>
+        </w:rPr>
+        <w:t>stock_list</w:t>
+      </w:r>
+      <w:proofErr w:type="spellEnd"/>
+      <w:r>
+        <w:rPr>
+          <w:rFonts w:ascii="Consolas" w:eastAsia="Consolas" w:hAnsi="Consolas" w:cs="Consolas"/>
+          <w:sz w:val="18"/>
+          <w:szCs w:val="18"/>
+        </w:rPr>
+        <w:t>)</w:t>
       </w:r>
     </w:p>
     <w:p>
@@ -1964,7 +3070,15 @@
         <w:spacing w:after="140" w:line="276" w:lineRule="auto"/>
       </w:pPr>
       <w:r>
-        <w:t>(Shortened version. The full function with error handling is in technical_analysis.R.)</w:t>
+        <w:t xml:space="preserve">(Shortened version. The full function with error handling is in </w:t>
+      </w:r>
+      <w:proofErr w:type="spellStart"/>
+      <w:r>
+        <w:t>technical_analysis.R</w:t>
+      </w:r>
+      <w:proofErr w:type="spellEnd"/>
+      <w:r>
+        <w:t>.)</w:t>
       </w:r>
     </w:p>
     <w:p>
@@ -2115,7 +3229,44 @@
         <w:spacing w:after="140" w:line="276" w:lineRule="auto"/>
       </w:pPr>
       <w:r>
-        <w:t>The function calculate_statistics() takes one stock data frame and calculates the statistics on the closing price. The function calculate_all_statistics() runs it for every stock and puts the results in one data frame, with one row per stock.</w:t>
+        <w:t xml:space="preserve">The function </w:t>
+      </w:r>
+      <w:proofErr w:type="spellStart"/>
+      <w:proofErr w:type="gramStart"/>
+      <w:r>
+        <w:t>calculate</w:t>
+      </w:r>
+      <w:proofErr w:type="gramEnd"/>
+      <w:r>
+        <w:t>_</w:t>
+      </w:r>
+      <w:proofErr w:type="gramStart"/>
+      <w:r>
+        <w:t>statistics</w:t>
+      </w:r>
+      <w:proofErr w:type="spellEnd"/>
+      <w:r>
+        <w:t>(</w:t>
+      </w:r>
+      <w:proofErr w:type="gramEnd"/>
+      <w:r>
+        <w:t xml:space="preserve">) takes one stock data frame and calculates the statistics on the closing price. The function </w:t>
+      </w:r>
+      <w:proofErr w:type="spellStart"/>
+      <w:r>
+        <w:t>calculate_all_</w:t>
+      </w:r>
+      <w:proofErr w:type="gramStart"/>
+      <w:r>
+        <w:t>statistics</w:t>
+      </w:r>
+      <w:proofErr w:type="spellEnd"/>
+      <w:r>
+        <w:t>(</w:t>
+      </w:r>
+      <w:proofErr w:type="gramEnd"/>
+      <w:r>
+        <w:t>) runs it for every stock and puts the results in one data frame, with one row per stock.</w:t>
       </w:r>
     </w:p>
     <w:tbl>
@@ -2224,7 +3375,23 @@
                 <w:sz w:val="20"/>
                 <w:szCs w:val="20"/>
               </w:rPr>
-              <w:t>20-day simple moving average using SMA() from TTR. The latest value is shown in the table.</w:t>
+              <w:t xml:space="preserve">20-day simple moving average using </w:t>
+            </w:r>
+            <w:proofErr w:type="gramStart"/>
+            <w:r>
+              <w:rPr>
+                <w:sz w:val="20"/>
+                <w:szCs w:val="20"/>
+              </w:rPr>
+              <w:t>SMA(</w:t>
+            </w:r>
+            <w:proofErr w:type="gramEnd"/>
+            <w:r>
+              <w:rPr>
+                <w:sz w:val="20"/>
+                <w:szCs w:val="20"/>
+              </w:rPr>
+              <w:t>) from TTR. The latest value is shown in the table.</w:t>
             </w:r>
           </w:p>
         </w:tc>
@@ -2261,12 +3428,21 @@
             </w:tcMar>
           </w:tcPr>
           <w:p>
+            <w:proofErr w:type="gramStart"/>
             <w:r>
               <w:rPr>
                 <w:sz w:val="20"/>
                 <w:szCs w:val="20"/>
               </w:rPr>
-              <w:t>mean() of the closing prices</w:t>
+              <w:t>mean(</w:t>
+            </w:r>
+            <w:proofErr w:type="gramEnd"/>
+            <w:r>
+              <w:rPr>
+                <w:sz w:val="20"/>
+                <w:szCs w:val="20"/>
+              </w:rPr>
+              <w:t>) of the closing prices</w:t>
             </w:r>
           </w:p>
         </w:tc>
@@ -2303,12 +3479,21 @@
             </w:tcMar>
           </w:tcPr>
           <w:p>
+            <w:proofErr w:type="gramStart"/>
             <w:r>
               <w:rPr>
                 <w:sz w:val="20"/>
                 <w:szCs w:val="20"/>
               </w:rPr>
-              <w:t>median() of the closing prices</w:t>
+              <w:t>median(</w:t>
+            </w:r>
+            <w:proofErr w:type="gramEnd"/>
+            <w:r>
+              <w:rPr>
+                <w:sz w:val="20"/>
+                <w:szCs w:val="20"/>
+              </w:rPr>
+              <w:t>) of the closing prices</w:t>
             </w:r>
           </w:p>
         </w:tc>
@@ -2350,7 +3535,39 @@
                 <w:sz w:val="20"/>
                 <w:szCs w:val="20"/>
               </w:rPr>
-              <w:t>Custom get_mode() function (explained below)</w:t>
+              <w:t xml:space="preserve">Custom </w:t>
+            </w:r>
+            <w:proofErr w:type="spellStart"/>
+            <w:r>
+              <w:rPr>
+                <w:sz w:val="20"/>
+                <w:szCs w:val="20"/>
+              </w:rPr>
+              <w:t>get_</w:t>
+            </w:r>
+            <w:proofErr w:type="gramStart"/>
+            <w:r>
+              <w:rPr>
+                <w:sz w:val="20"/>
+                <w:szCs w:val="20"/>
+              </w:rPr>
+              <w:t>mode</w:t>
+            </w:r>
+            <w:proofErr w:type="spellEnd"/>
+            <w:r>
+              <w:rPr>
+                <w:sz w:val="20"/>
+                <w:szCs w:val="20"/>
+              </w:rPr>
+              <w:t>(</w:t>
+            </w:r>
+            <w:proofErr w:type="gramEnd"/>
+            <w:r>
+              <w:rPr>
+                <w:sz w:val="20"/>
+                <w:szCs w:val="20"/>
+              </w:rPr>
+              <w:t>) function (explained below)</w:t>
             </w:r>
           </w:p>
         </w:tc>
@@ -2387,12 +3604,30 @@
             </w:tcMar>
           </w:tcPr>
           <w:p>
+            <w:proofErr w:type="spellStart"/>
+            <w:proofErr w:type="gramStart"/>
             <w:r>
               <w:rPr>
                 <w:sz w:val="20"/>
                 <w:szCs w:val="20"/>
               </w:rPr>
-              <w:t>sd() of the closing prices, which shows how much the price moved around</w:t>
+              <w:t>sd</w:t>
+            </w:r>
+            <w:proofErr w:type="spellEnd"/>
+            <w:r>
+              <w:rPr>
+                <w:sz w:val="20"/>
+                <w:szCs w:val="20"/>
+              </w:rPr>
+              <w:t>(</w:t>
+            </w:r>
+            <w:proofErr w:type="gramEnd"/>
+            <w:r>
+              <w:rPr>
+                <w:sz w:val="20"/>
+                <w:szCs w:val="20"/>
+              </w:rPr>
+              <w:t>) of the closing prices, which shows how much the price moved around</w:t>
             </w:r>
           </w:p>
         </w:tc>
@@ -2408,21 +3643,57 @@
         <w:spacing w:after="140" w:line="276" w:lineRule="auto"/>
       </w:pPr>
       <w:r>
-        <w:t>Base R does not have a function for mode, so I wrote get_mode(). Stock prices almost never repeat exactly because they have cents (for example 231.47), so I rounded the prices to the nearest dollar first and then found the price level that appeared the most times.</w:t>
+        <w:t xml:space="preserve">Base R does not have a function for mode, so I wrote </w:t>
+      </w:r>
+      <w:proofErr w:type="spellStart"/>
+      <w:r>
+        <w:t>get_</w:t>
+      </w:r>
+      <w:proofErr w:type="gramStart"/>
+      <w:r>
+        <w:t>mode</w:t>
+      </w:r>
+      <w:proofErr w:type="spellEnd"/>
+      <w:r>
+        <w:t>(</w:t>
+      </w:r>
+      <w:proofErr w:type="gramEnd"/>
+      <w:r>
+        <w:t>). Stock prices almost never repeat exactly because they have cents (for example 231.47), so I rounded the prices to the nearest dollar first and then found the price level that appeared the most times.</w:t>
       </w:r>
     </w:p>
     <w:p>
       <w:pPr>
         <w:shd w:val="clear" w:color="auto" w:fill="F2F2F2"/>
       </w:pPr>
-      <w:r>
-        <w:rPr>
-          <w:rFonts w:ascii="Consolas" w:eastAsia="Consolas" w:hAnsi="Consolas" w:cs="Consolas"/>
-          <w:sz w:val="18"/>
-          <w:szCs w:val="18"/>
-        </w:rPr>
-        <w:t>get_mode &lt;- function(x) {</w:t>
-      </w:r>
+      <w:proofErr w:type="spellStart"/>
+      <w:r>
+        <w:rPr>
+          <w:rFonts w:ascii="Consolas" w:eastAsia="Consolas" w:hAnsi="Consolas" w:cs="Consolas"/>
+          <w:sz w:val="18"/>
+          <w:szCs w:val="18"/>
+        </w:rPr>
+        <w:t>get_mode</w:t>
+      </w:r>
+      <w:proofErr w:type="spellEnd"/>
+      <w:r>
+        <w:rPr>
+          <w:rFonts w:ascii="Consolas" w:eastAsia="Consolas" w:hAnsi="Consolas" w:cs="Consolas"/>
+          <w:sz w:val="18"/>
+          <w:szCs w:val="18"/>
+        </w:rPr>
+        <w:t xml:space="preserve"> &lt;- function(</w:t>
+      </w:r>
+      <w:proofErr w:type="gramStart"/>
+      <w:r>
+        <w:rPr>
+          <w:rFonts w:ascii="Consolas" w:eastAsia="Consolas" w:hAnsi="Consolas" w:cs="Consolas"/>
+          <w:sz w:val="18"/>
+          <w:szCs w:val="18"/>
+        </w:rPr>
+        <w:t>x) {</w:t>
+      </w:r>
+      <w:proofErr w:type="gramEnd"/>
     </w:p>
     <w:p>
       <w:pPr>
@@ -2434,7 +3705,43 @@
           <w:sz w:val="18"/>
           <w:szCs w:val="18"/>
         </w:rPr>
-        <w:t xml:space="preserve">  x_rounded &lt;- round(x, 0)</w:t>
+        <w:t xml:space="preserve">  </w:t>
+      </w:r>
+      <w:proofErr w:type="spellStart"/>
+      <w:r>
+        <w:rPr>
+          <w:rFonts w:ascii="Consolas" w:eastAsia="Consolas" w:hAnsi="Consolas" w:cs="Consolas"/>
+          <w:sz w:val="18"/>
+          <w:szCs w:val="18"/>
+        </w:rPr>
+        <w:t>x_rounded</w:t>
+      </w:r>
+      <w:proofErr w:type="spellEnd"/>
+      <w:r>
+        <w:rPr>
+          <w:rFonts w:ascii="Consolas" w:eastAsia="Consolas" w:hAnsi="Consolas" w:cs="Consolas"/>
+          <w:sz w:val="18"/>
+          <w:szCs w:val="18"/>
+        </w:rPr>
+        <w:t xml:space="preserve"> &lt;- </w:t>
+      </w:r>
+      <w:proofErr w:type="gramStart"/>
+      <w:r>
+        <w:rPr>
+          <w:rFonts w:ascii="Consolas" w:eastAsia="Consolas" w:hAnsi="Consolas" w:cs="Consolas"/>
+          <w:sz w:val="18"/>
+          <w:szCs w:val="18"/>
+        </w:rPr>
+        <w:t>round(</w:t>
+      </w:r>
+      <w:proofErr w:type="gramEnd"/>
+      <w:r>
+        <w:rPr>
+          <w:rFonts w:ascii="Consolas" w:eastAsia="Consolas" w:hAnsi="Consolas" w:cs="Consolas"/>
+          <w:sz w:val="18"/>
+          <w:szCs w:val="18"/>
+        </w:rPr>
+        <w:t>x, 0)</w:t>
       </w:r>
     </w:p>
     <w:p>
@@ -2447,7 +3754,25 @@
           <w:sz w:val="18"/>
           <w:szCs w:val="18"/>
         </w:rPr>
-        <w:t xml:space="preserve">  counts    &lt;- table(x_rounded)</w:t>
+        <w:t xml:space="preserve">  counts    &lt;- table(</w:t>
+      </w:r>
+      <w:proofErr w:type="spellStart"/>
+      <w:r>
+        <w:rPr>
+          <w:rFonts w:ascii="Consolas" w:eastAsia="Consolas" w:hAnsi="Consolas" w:cs="Consolas"/>
+          <w:sz w:val="18"/>
+          <w:szCs w:val="18"/>
+        </w:rPr>
+        <w:t>x_rounded</w:t>
+      </w:r>
+      <w:proofErr w:type="spellEnd"/>
+      <w:r>
+        <w:rPr>
+          <w:rFonts w:ascii="Consolas" w:eastAsia="Consolas" w:hAnsi="Consolas" w:cs="Consolas"/>
+          <w:sz w:val="18"/>
+          <w:szCs w:val="18"/>
+        </w:rPr>
+        <w:t>)</w:t>
       </w:r>
     </w:p>
     <w:p>
@@ -2460,7 +3785,45 @@
           <w:sz w:val="18"/>
           <w:szCs w:val="18"/>
         </w:rPr>
-        <w:t xml:space="preserve">  as.numeric(names(counts)[which.max(counts)])</w:t>
+        <w:t xml:space="preserve">  </w:t>
+      </w:r>
+      <w:proofErr w:type="spellStart"/>
+      <w:proofErr w:type="gramStart"/>
+      <w:r>
+        <w:rPr>
+          <w:rFonts w:ascii="Consolas" w:eastAsia="Consolas" w:hAnsi="Consolas" w:cs="Consolas"/>
+          <w:sz w:val="18"/>
+          <w:szCs w:val="18"/>
+        </w:rPr>
+        <w:t>as.numeric</w:t>
+      </w:r>
+      <w:proofErr w:type="spellEnd"/>
+      <w:proofErr w:type="gramEnd"/>
+      <w:r>
+        <w:rPr>
+          <w:rFonts w:ascii="Consolas" w:eastAsia="Consolas" w:hAnsi="Consolas" w:cs="Consolas"/>
+          <w:sz w:val="18"/>
+          <w:szCs w:val="18"/>
+        </w:rPr>
+        <w:t>(names(counts)[</w:t>
+      </w:r>
+      <w:proofErr w:type="spellStart"/>
+      <w:r>
+        <w:rPr>
+          <w:rFonts w:ascii="Consolas" w:eastAsia="Consolas" w:hAnsi="Consolas" w:cs="Consolas"/>
+          <w:sz w:val="18"/>
+          <w:szCs w:val="18"/>
+        </w:rPr>
+        <w:t>which.max</w:t>
+      </w:r>
+      <w:proofErr w:type="spellEnd"/>
+      <w:r>
+        <w:rPr>
+          <w:rFonts w:ascii="Consolas" w:eastAsia="Consolas" w:hAnsi="Consolas" w:cs="Consolas"/>
+          <w:sz w:val="18"/>
+          <w:szCs w:val="18"/>
+        </w:rPr>
+        <w:t>(counts)])</w:t>
       </w:r>
     </w:p>
     <w:p>
@@ -2486,7 +3849,46 @@
         <w:spacing w:after="140" w:line="276" w:lineRule="auto"/>
       </w:pPr>
       <w:r>
-        <w:t>To check the function, I calculated the mean and standard deviation for AAPL directly in the Console with mean(AAPL_df$Close) and sd(AAPL_df$Close) and compared them to the statistics table.</w:t>
+        <w:t xml:space="preserve">To check the function, I calculated the </w:t>
+      </w:r>
+      <w:proofErr w:type="gramStart"/>
+      <w:r>
+        <w:t>mean</w:t>
+      </w:r>
+      <w:proofErr w:type="gramEnd"/>
+      <w:r>
+        <w:t xml:space="preserve"> and standard deviation for AAPL directly in the Console with </w:t>
+      </w:r>
+      <w:proofErr w:type="gramStart"/>
+      <w:r>
+        <w:t>mean(</w:t>
+      </w:r>
+      <w:proofErr w:type="spellStart"/>
+      <w:proofErr w:type="gramEnd"/>
+      <w:r>
+        <w:t>AAPL_df$Close</w:t>
+      </w:r>
+      <w:proofErr w:type="spellEnd"/>
+      <w:r>
+        <w:t xml:space="preserve">) and </w:t>
+      </w:r>
+      <w:proofErr w:type="spellStart"/>
+      <w:proofErr w:type="gramStart"/>
+      <w:r>
+        <w:t>sd</w:t>
+      </w:r>
+      <w:proofErr w:type="spellEnd"/>
+      <w:r>
+        <w:t>(</w:t>
+      </w:r>
+      <w:proofErr w:type="spellStart"/>
+      <w:proofErr w:type="gramEnd"/>
+      <w:r>
+        <w:t>AAPL_df$Close</w:t>
+      </w:r>
+      <w:proofErr w:type="spellEnd"/>
+      <w:r>
+        <w:t>) and compared them to the statistics table.</w:t>
       </w:r>
     </w:p>
     <w:p>
@@ -2621,7 +4023,27 @@
           <w:sz w:val="20"/>
           <w:szCs w:val="20"/>
         </w:rPr>
-        <w:t>Figure 20: Checking AAPL mean and standard deviation in the Console</w:t>
+        <w:t xml:space="preserve">Figure 20: Checking AAPL </w:t>
+      </w:r>
+      <w:proofErr w:type="gramStart"/>
+      <w:r>
+        <w:rPr>
+          <w:i/>
+          <w:iCs/>
+          <w:sz w:val="20"/>
+          <w:szCs w:val="20"/>
+        </w:rPr>
+        <w:t>mean</w:t>
+      </w:r>
+      <w:proofErr w:type="gramEnd"/>
+      <w:r>
+        <w:rPr>
+          <w:i/>
+          <w:iCs/>
+          <w:sz w:val="20"/>
+          <w:szCs w:val="20"/>
+        </w:rPr>
+        <w:t xml:space="preserve"> and standard deviation in the Console</w:t>
       </w:r>
     </w:p>
     <w:p>
@@ -2649,8 +4071,21 @@
         </w:numPr>
         <w:spacing w:after="60"/>
       </w:pPr>
-      <w:r>
-        <w:t>display_stock_data(): prints the date range, the number of trading days, and the first and last 5 rows of each stock.</w:t>
+      <w:proofErr w:type="spellStart"/>
+      <w:r>
+        <w:t>display_stock_</w:t>
+      </w:r>
+      <w:proofErr w:type="gramStart"/>
+      <w:r>
+        <w:t>data</w:t>
+      </w:r>
+      <w:proofErr w:type="spellEnd"/>
+      <w:r>
+        <w:t>(</w:t>
+      </w:r>
+      <w:proofErr w:type="gramEnd"/>
+      <w:r>
+        <w:t>): prints the date range, the number of trading days, and the first and last 5 rows of each stock.</w:t>
       </w:r>
     </w:p>
     <w:p>
@@ -2662,8 +4097,21 @@
         </w:numPr>
         <w:spacing w:after="60"/>
       </w:pPr>
-      <w:r>
-        <w:t>display_statistics(): prints the statistics table rounded to 2 decimals.</w:t>
+      <w:proofErr w:type="spellStart"/>
+      <w:r>
+        <w:t>display_</w:t>
+      </w:r>
+      <w:proofErr w:type="gramStart"/>
+      <w:r>
+        <w:t>statistics</w:t>
+      </w:r>
+      <w:proofErr w:type="spellEnd"/>
+      <w:r>
+        <w:t>(</w:t>
+      </w:r>
+      <w:proofErr w:type="gramEnd"/>
+      <w:r>
+        <w:t>): prints the statistics table rounded to 2 decimals.</w:t>
       </w:r>
     </w:p>
     <w:p>
@@ -2675,8 +4123,21 @@
         </w:numPr>
         <w:spacing w:after="60"/>
       </w:pPr>
-      <w:r>
-        <w:t>plot_price_with_ma(): line chart of the closing price with the 20-day and 50-day moving averages and the mean.</w:t>
+      <w:proofErr w:type="spellStart"/>
+      <w:r>
+        <w:t>plot_price_with_</w:t>
+      </w:r>
+      <w:proofErr w:type="gramStart"/>
+      <w:r>
+        <w:t>ma</w:t>
+      </w:r>
+      <w:proofErr w:type="spellEnd"/>
+      <w:r>
+        <w:t>(</w:t>
+      </w:r>
+      <w:proofErr w:type="gramEnd"/>
+      <w:r>
+        <w:t>): line chart of the closing price with the 20-day and 50-day moving averages and the mean.</w:t>
       </w:r>
     </w:p>
     <w:p>
@@ -2688,8 +4149,29 @@
         </w:numPr>
         <w:spacing w:after="60"/>
       </w:pPr>
-      <w:r>
-        <w:t>plot_candlestick(): candlestick chart with volume and a 20-day moving average, similar to Yahoo Finance.</w:t>
+      <w:proofErr w:type="spellStart"/>
+      <w:r>
+        <w:t>plot_</w:t>
+      </w:r>
+      <w:proofErr w:type="gramStart"/>
+      <w:r>
+        <w:t>candlestick</w:t>
+      </w:r>
+      <w:proofErr w:type="spellEnd"/>
+      <w:r>
+        <w:t>(</w:t>
+      </w:r>
+      <w:proofErr w:type="gramEnd"/>
+      <w:r>
+        <w:t xml:space="preserve">): candlestick chart with volume and a 20-day moving average, </w:t>
+      </w:r>
+      <w:proofErr w:type="gramStart"/>
+      <w:r>
+        <w:t>similar to</w:t>
+      </w:r>
+      <w:proofErr w:type="gramEnd"/>
+      <w:r>
+        <w:t xml:space="preserve"> Yahoo Finance.</w:t>
       </w:r>
     </w:p>
     <w:p>
@@ -2701,8 +4183,21 @@
         </w:numPr>
         <w:spacing w:after="60"/>
       </w:pPr>
-      <w:r>
-        <w:t>plot_statistics(): bar chart comparing the mean price of each stock, with standard deviation error bars.</w:t>
+      <w:proofErr w:type="spellStart"/>
+      <w:r>
+        <w:t>plot_</w:t>
+      </w:r>
+      <w:proofErr w:type="gramStart"/>
+      <w:r>
+        <w:t>statistics</w:t>
+      </w:r>
+      <w:proofErr w:type="spellEnd"/>
+      <w:r>
+        <w:t>(</w:t>
+      </w:r>
+      <w:proofErr w:type="gramEnd"/>
+      <w:r>
+        <w:t>): bar chart comparing the mean price of each stock, with standard deviation error bars.</w:t>
       </w:r>
     </w:p>
     <w:p>
@@ -2770,7 +4265,47 @@
           <w:sz w:val="20"/>
           <w:szCs w:val="20"/>
         </w:rPr>
-        <w:t>Figure 21: display_stock_data() output for the stocks in the Console</w:t>
+        <w:t xml:space="preserve">Figure 21: </w:t>
+      </w:r>
+      <w:proofErr w:type="spellStart"/>
+      <w:r>
+        <w:rPr>
+          <w:i/>
+          <w:iCs/>
+          <w:sz w:val="20"/>
+          <w:szCs w:val="20"/>
+        </w:rPr>
+        <w:t>display_stock_</w:t>
+      </w:r>
+      <w:proofErr w:type="gramStart"/>
+      <w:r>
+        <w:rPr>
+          <w:i/>
+          <w:iCs/>
+          <w:sz w:val="20"/>
+          <w:szCs w:val="20"/>
+        </w:rPr>
+        <w:t>data</w:t>
+      </w:r>
+      <w:proofErr w:type="spellEnd"/>
+      <w:r>
+        <w:rPr>
+          <w:i/>
+          <w:iCs/>
+          <w:sz w:val="20"/>
+          <w:szCs w:val="20"/>
+        </w:rPr>
+        <w:t>(</w:t>
+      </w:r>
+      <w:proofErr w:type="gramEnd"/>
+      <w:r>
+        <w:rPr>
+          <w:i/>
+          <w:iCs/>
+          <w:sz w:val="20"/>
+          <w:szCs w:val="20"/>
+        </w:rPr>
+        <w:t>) output for the stocks in the Console</w:t>
       </w:r>
     </w:p>
     <w:p>
@@ -2998,20 +4533,38 @@
         <w:spacing w:after="140" w:line="276" w:lineRule="auto"/>
       </w:pPr>
       <w:r>
-        <w:t>I uploaded my files to the Assignment2 folder in the TechnicalAnalysis repository:</w:t>
+        <w:t xml:space="preserve">I uploaded my files to the Assignment2 folder in the </w:t>
+      </w:r>
+      <w:proofErr w:type="spellStart"/>
+      <w:r>
+        <w:t>TechnicalAnalysis</w:t>
+      </w:r>
+      <w:proofErr w:type="spellEnd"/>
+      <w:r>
+        <w:t xml:space="preserve"> repository:</w:t>
       </w:r>
     </w:p>
     <w:p>
       <w:pPr>
         <w:shd w:val="clear" w:color="auto" w:fill="F2F2F2"/>
       </w:pPr>
-      <w:r>
-        <w:rPr>
-          <w:rFonts w:ascii="Consolas" w:eastAsia="Consolas" w:hAnsi="Consolas" w:cs="Consolas"/>
-          <w:sz w:val="18"/>
-          <w:szCs w:val="18"/>
-        </w:rPr>
-        <w:t>TechnicalAnalysis/</w:t>
+      <w:proofErr w:type="spellStart"/>
+      <w:r>
+        <w:rPr>
+          <w:rFonts w:ascii="Consolas" w:eastAsia="Consolas" w:hAnsi="Consolas" w:cs="Consolas"/>
+          <w:sz w:val="18"/>
+          <w:szCs w:val="18"/>
+        </w:rPr>
+        <w:t>TechnicalAnalysis</w:t>
+      </w:r>
+      <w:proofErr w:type="spellEnd"/>
+      <w:r>
+        <w:rPr>
+          <w:rFonts w:ascii="Consolas" w:eastAsia="Consolas" w:hAnsi="Consolas" w:cs="Consolas"/>
+          <w:sz w:val="18"/>
+          <w:szCs w:val="18"/>
+        </w:rPr>
+        <w:t>/</w:t>
       </w:r>
     </w:p>
     <w:p>
@@ -3063,8 +4616,28 @@
           <w:sz w:val="18"/>
           <w:szCs w:val="18"/>
         </w:rPr>
-        <w:t xml:space="preserve">    ├── technical_analysis.R</w:t>
-      </w:r>
+        <w:t xml:space="preserve">    ├── </w:t>
+      </w:r>
+      <w:proofErr w:type="spellStart"/>
+      <w:r>
+        <w:rPr>
+          <w:rFonts w:ascii="Consolas" w:eastAsia="Consolas" w:hAnsi="Consolas" w:cs="Consolas"/>
+          <w:sz w:val="18"/>
+          <w:szCs w:val="18"/>
+        </w:rPr>
+        <w:t>technical_</w:t>
+      </w:r>
+      <w:proofErr w:type="gramStart"/>
+      <w:r>
+        <w:rPr>
+          <w:rFonts w:ascii="Consolas" w:eastAsia="Consolas" w:hAnsi="Consolas" w:cs="Consolas"/>
+          <w:sz w:val="18"/>
+          <w:szCs w:val="18"/>
+        </w:rPr>
+        <w:t>analysis.R</w:t>
+      </w:r>
+      <w:proofErr w:type="spellEnd"/>
+      <w:proofErr w:type="gramEnd"/>
     </w:p>
     <w:p>
       <w:pPr>
@@ -3076,8 +4649,18 @@
           <w:sz w:val="18"/>
           <w:szCs w:val="18"/>
         </w:rPr>
-        <w:t xml:space="preserve">    └── [Your file name]_BDA400_A02.docx</w:t>
-      </w:r>
+        <w:t xml:space="preserve">    └── [Your file </w:t>
+      </w:r>
+      <w:proofErr w:type="gramStart"/>
+      <w:r>
+        <w:rPr>
+          <w:rFonts w:ascii="Consolas" w:eastAsia="Consolas" w:hAnsi="Consolas" w:cs="Consolas"/>
+          <w:sz w:val="18"/>
+          <w:szCs w:val="18"/>
+        </w:rPr>
+        <w:t>name]_BDA400_A02.docx</w:t>
+      </w:r>
+      <w:proofErr w:type="gramEnd"/>
     </w:p>
     <w:p>
       <w:pPr>
@@ -3096,6 +4679,9 @@
         <w:jc w:val="center"/>
       </w:pPr>
       <w:r>
+        <w:rPr>
+          <w:noProof/>
+        </w:rPr>
         <w:lastRenderedPageBreak/>
         <w:drawing>
           <wp:inline distT="0" distB="0" distL="0" distR="0" wp14:anchorId="44CB68B7" wp14:editId="140154E4">
@@ -4141,7 +5727,6 @@
   <w:style w:type="character" w:default="1" w:styleId="DefaultParagraphFont">
     <w:name w:val="Default Paragraph Font"/>
     <w:uiPriority w:val="1"/>
-    <w:semiHidden/>
     <w:unhideWhenUsed/>
   </w:style>
   <w:style w:type="table" w:default="1" w:styleId="TableNormal">
